--- a/p3/reports/final/P3_FINAL_REPORT.docx
+++ b/p3/reports/final/P3_FINAL_REPORT.docx
@@ -432,7 +432,7 @@
     </w:p>
     <w:tbl>
       <w:tblPr>
-        <w:tblW w:w="8636" w:type="dxa"/>
+        <w:tblW w:w="9776" w:type="dxa"/>
         <w:jc w:val="left"/>
         <w:tblInd w:w="0" w:type="dxa"/>
         <w:tblLayout w:type="fixed"/>
@@ -445,7 +445,7 @@
       </w:tblPr>
       <w:tblGrid>
         <w:gridCol w:w="1400"/>
-        <w:gridCol w:w="7236"/>
+        <w:gridCol w:w="8376"/>
       </w:tblGrid>
       <w:tr>
         <w:trPr/>
@@ -477,7 +477,7 @@
         </w:tc>
         <w:tc>
           <w:tcPr>
-            <w:tcW w:w="7236" w:type="dxa"/>
+            <w:tcW w:w="8376" w:type="dxa"/>
             <w:tcBorders>
               <w:top w:val="single" w:sz="2" w:space="0" w:color="444444"/>
               <w:left w:val="single" w:sz="2" w:space="0" w:color="444444"/>
@@ -531,7 +531,7 @@
         </w:tc>
         <w:tc>
           <w:tcPr>
-            <w:tcW w:w="7236" w:type="dxa"/>
+            <w:tcW w:w="8376" w:type="dxa"/>
             <w:tcBorders>
               <w:top w:val="single" w:sz="2" w:space="0" w:color="444444"/>
               <w:left w:val="single" w:sz="2" w:space="0" w:color="444444"/>
@@ -599,7 +599,7 @@
         </w:tc>
         <w:tc>
           <w:tcPr>
-            <w:tcW w:w="7236" w:type="dxa"/>
+            <w:tcW w:w="8376" w:type="dxa"/>
             <w:tcBorders>
               <w:top w:val="single" w:sz="2" w:space="0" w:color="444444"/>
               <w:left w:val="single" w:sz="2" w:space="0" w:color="444444"/>
@@ -620,7 +620,7 @@
               <w:rPr>
                 <w:b/>
               </w:rPr>
-              <w:t xml:space="preserve">91 </w:t>
+              <w:t xml:space="preserve">92 </w:t>
             </w:r>
             <w:r>
               <w:rPr>
@@ -650,7 +650,7 @@
             </w:r>
             <w:r>
               <w:rPr/>
-              <w:t>T03 22</w:t>
+              <w:t>T03 23</w:t>
             </w:r>
             <w:r>
               <w:rPr/>
@@ -670,7 +670,15 @@
             </w:r>
             <w:r>
               <w:rPr/>
-              <w:t>）</w:t>
+              <w:t xml:space="preserve">；交付后复审 </w:t>
+            </w:r>
+            <w:r>
+              <w:rPr/>
+              <w:t xml:space="preserve">R1–R4 </w:t>
+            </w:r>
+            <w:r>
+              <w:rPr/>
+              <w:t>修正）</w:t>
             </w:r>
           </w:p>
         </w:tc>
@@ -704,7 +712,7 @@
         </w:tc>
         <w:tc>
           <w:tcPr>
-            <w:tcW w:w="7236" w:type="dxa"/>
+            <w:tcW w:w="8376" w:type="dxa"/>
             <w:tcBorders>
               <w:top w:val="single" w:sz="2" w:space="0" w:color="444444"/>
               <w:left w:val="single" w:sz="2" w:space="0" w:color="444444"/>
@@ -774,7 +782,7 @@
         </w:tc>
         <w:tc>
           <w:tcPr>
-            <w:tcW w:w="7236" w:type="dxa"/>
+            <w:tcW w:w="8376" w:type="dxa"/>
             <w:tcBorders>
               <w:top w:val="single" w:sz="2" w:space="0" w:color="444444"/>
               <w:left w:val="single" w:sz="2" w:space="0" w:color="444444"/>
@@ -2346,16 +2354,16 @@
         </w:tblCellMar>
       </w:tblPr>
       <w:tblGrid>
-        <w:gridCol w:w="508"/>
-        <w:gridCol w:w="4361"/>
-        <w:gridCol w:w="2773"/>
-        <w:gridCol w:w="2563"/>
+        <w:gridCol w:w="395"/>
+        <w:gridCol w:w="4431"/>
+        <w:gridCol w:w="2782"/>
+        <w:gridCol w:w="2597"/>
       </w:tblGrid>
       <w:tr>
         <w:trPr/>
         <w:tc>
           <w:tcPr>
-            <w:tcW w:w="508" w:type="dxa"/>
+            <w:tcW w:w="395" w:type="dxa"/>
             <w:tcBorders>
               <w:top w:val="single" w:sz="2" w:space="0" w:color="444444"/>
               <w:left w:val="single" w:sz="2" w:space="0" w:color="444444"/>
@@ -2381,7 +2389,7 @@
         </w:tc>
         <w:tc>
           <w:tcPr>
-            <w:tcW w:w="4361" w:type="dxa"/>
+            <w:tcW w:w="4431" w:type="dxa"/>
             <w:tcBorders>
               <w:top w:val="single" w:sz="2" w:space="0" w:color="444444"/>
               <w:left w:val="single" w:sz="2" w:space="0" w:color="444444"/>
@@ -2407,7 +2415,7 @@
         </w:tc>
         <w:tc>
           <w:tcPr>
-            <w:tcW w:w="2773" w:type="dxa"/>
+            <w:tcW w:w="2782" w:type="dxa"/>
             <w:tcBorders>
               <w:top w:val="single" w:sz="2" w:space="0" w:color="444444"/>
               <w:left w:val="single" w:sz="2" w:space="0" w:color="444444"/>
@@ -2433,7 +2441,7 @@
         </w:tc>
         <w:tc>
           <w:tcPr>
-            <w:tcW w:w="2563" w:type="dxa"/>
+            <w:tcW w:w="2597" w:type="dxa"/>
             <w:tcBorders>
               <w:top w:val="single" w:sz="2" w:space="0" w:color="444444"/>
               <w:left w:val="single" w:sz="2" w:space="0" w:color="444444"/>
@@ -2462,32 +2470,32 @@
         <w:trPr/>
         <w:tc>
           <w:tcPr>
-            <w:tcW w:w="508" w:type="dxa"/>
-            <w:tcBorders>
-              <w:top w:val="single" w:sz="2" w:space="0" w:color="444444"/>
-              <w:left w:val="single" w:sz="2" w:space="0" w:color="444444"/>
-              <w:bottom w:val="single" w:sz="2" w:space="0" w:color="444444"/>
-              <w:right w:val="single" w:sz="2" w:space="0" w:color="444444"/>
-            </w:tcBorders>
-            <w:vAlign w:val="center"/>
-          </w:tcPr>
-          <w:p>
-            <w:pPr>
-              <w:pStyle w:val="Style19"/>
-              <w:bidi w:val="0"/>
-              <w:spacing w:before="0" w:after="283"/>
-              <w:jc w:val="left"/>
-              <w:rPr/>
-            </w:pPr>
-            <w:r>
-              <w:rPr/>
-              <w:t>(16)</w:t>
-            </w:r>
-          </w:p>
-        </w:tc>
-        <w:tc>
-          <w:tcPr>
-            <w:tcW w:w="4361" w:type="dxa"/>
+            <w:tcW w:w="395" w:type="dxa"/>
+            <w:tcBorders>
+              <w:top w:val="single" w:sz="2" w:space="0" w:color="444444"/>
+              <w:left w:val="single" w:sz="2" w:space="0" w:color="444444"/>
+              <w:bottom w:val="single" w:sz="2" w:space="0" w:color="444444"/>
+              <w:right w:val="single" w:sz="2" w:space="0" w:color="444444"/>
+            </w:tcBorders>
+            <w:vAlign w:val="center"/>
+          </w:tcPr>
+          <w:p>
+            <w:pPr>
+              <w:pStyle w:val="Style19"/>
+              <w:bidi w:val="0"/>
+              <w:spacing w:before="0" w:after="283"/>
+              <w:jc w:val="left"/>
+              <w:rPr/>
+            </w:pPr>
+            <w:r>
+              <w:rPr/>
+              <w:t>16</w:t>
+            </w:r>
+          </w:p>
+        </w:tc>
+        <w:tc>
+          <w:tcPr>
+            <w:tcW w:w="4431" w:type="dxa"/>
             <w:tcBorders>
               <w:top w:val="single" w:sz="2" w:space="0" w:color="444444"/>
               <w:left w:val="single" w:sz="2" w:space="0" w:color="444444"/>
@@ -2518,7 +2526,7 @@
         </w:tc>
         <w:tc>
           <w:tcPr>
-            <w:tcW w:w="2773" w:type="dxa"/>
+            <w:tcW w:w="2782" w:type="dxa"/>
             <w:tcBorders>
               <w:top w:val="single" w:sz="2" w:space="0" w:color="444444"/>
               <w:left w:val="single" w:sz="2" w:space="0" w:color="444444"/>
@@ -2555,7 +2563,7 @@
         </w:tc>
         <w:tc>
           <w:tcPr>
-            <w:tcW w:w="2563" w:type="dxa"/>
+            <w:tcW w:w="2597" w:type="dxa"/>
             <w:tcBorders>
               <w:top w:val="single" w:sz="2" w:space="0" w:color="444444"/>
               <w:left w:val="single" w:sz="2" w:space="0" w:color="444444"/>
@@ -2583,32 +2591,32 @@
         <w:trPr/>
         <w:tc>
           <w:tcPr>
-            <w:tcW w:w="508" w:type="dxa"/>
-            <w:tcBorders>
-              <w:top w:val="single" w:sz="2" w:space="0" w:color="444444"/>
-              <w:left w:val="single" w:sz="2" w:space="0" w:color="444444"/>
-              <w:bottom w:val="single" w:sz="2" w:space="0" w:color="444444"/>
-              <w:right w:val="single" w:sz="2" w:space="0" w:color="444444"/>
-            </w:tcBorders>
-            <w:vAlign w:val="center"/>
-          </w:tcPr>
-          <w:p>
-            <w:pPr>
-              <w:pStyle w:val="Style19"/>
-              <w:bidi w:val="0"/>
-              <w:spacing w:before="0" w:after="283"/>
-              <w:jc w:val="left"/>
-              <w:rPr/>
-            </w:pPr>
-            <w:r>
-              <w:rPr/>
-              <w:t>(17)</w:t>
-            </w:r>
-          </w:p>
-        </w:tc>
-        <w:tc>
-          <w:tcPr>
-            <w:tcW w:w="4361" w:type="dxa"/>
+            <w:tcW w:w="395" w:type="dxa"/>
+            <w:tcBorders>
+              <w:top w:val="single" w:sz="2" w:space="0" w:color="444444"/>
+              <w:left w:val="single" w:sz="2" w:space="0" w:color="444444"/>
+              <w:bottom w:val="single" w:sz="2" w:space="0" w:color="444444"/>
+              <w:right w:val="single" w:sz="2" w:space="0" w:color="444444"/>
+            </w:tcBorders>
+            <w:vAlign w:val="center"/>
+          </w:tcPr>
+          <w:p>
+            <w:pPr>
+              <w:pStyle w:val="Style19"/>
+              <w:bidi w:val="0"/>
+              <w:spacing w:before="0" w:after="283"/>
+              <w:jc w:val="left"/>
+              <w:rPr/>
+            </w:pPr>
+            <w:r>
+              <w:rPr/>
+              <w:t>17</w:t>
+            </w:r>
+          </w:p>
+        </w:tc>
+        <w:tc>
+          <w:tcPr>
+            <w:tcW w:w="4431" w:type="dxa"/>
             <w:tcBorders>
               <w:top w:val="single" w:sz="2" w:space="0" w:color="444444"/>
               <w:left w:val="single" w:sz="2" w:space="0" w:color="444444"/>
@@ -2635,7 +2643,7 @@
         </w:tc>
         <w:tc>
           <w:tcPr>
-            <w:tcW w:w="2773" w:type="dxa"/>
+            <w:tcW w:w="2782" w:type="dxa"/>
             <w:tcBorders>
               <w:top w:val="single" w:sz="2" w:space="0" w:color="444444"/>
               <w:left w:val="single" w:sz="2" w:space="0" w:color="444444"/>
@@ -2662,7 +2670,7 @@
         </w:tc>
         <w:tc>
           <w:tcPr>
-            <w:tcW w:w="2563" w:type="dxa"/>
+            <w:tcW w:w="2597" w:type="dxa"/>
             <w:tcBorders>
               <w:top w:val="single" w:sz="2" w:space="0" w:color="444444"/>
               <w:left w:val="single" w:sz="2" w:space="0" w:color="444444"/>
@@ -2690,32 +2698,32 @@
         <w:trPr/>
         <w:tc>
           <w:tcPr>
-            <w:tcW w:w="508" w:type="dxa"/>
-            <w:tcBorders>
-              <w:top w:val="single" w:sz="2" w:space="0" w:color="444444"/>
-              <w:left w:val="single" w:sz="2" w:space="0" w:color="444444"/>
-              <w:bottom w:val="single" w:sz="2" w:space="0" w:color="444444"/>
-              <w:right w:val="single" w:sz="2" w:space="0" w:color="444444"/>
-            </w:tcBorders>
-            <w:vAlign w:val="center"/>
-          </w:tcPr>
-          <w:p>
-            <w:pPr>
-              <w:pStyle w:val="Style19"/>
-              <w:bidi w:val="0"/>
-              <w:spacing w:before="0" w:after="283"/>
-              <w:jc w:val="left"/>
-              <w:rPr/>
-            </w:pPr>
-            <w:r>
-              <w:rPr/>
-              <w:t>(18)</w:t>
-            </w:r>
-          </w:p>
-        </w:tc>
-        <w:tc>
-          <w:tcPr>
-            <w:tcW w:w="4361" w:type="dxa"/>
+            <w:tcW w:w="395" w:type="dxa"/>
+            <w:tcBorders>
+              <w:top w:val="single" w:sz="2" w:space="0" w:color="444444"/>
+              <w:left w:val="single" w:sz="2" w:space="0" w:color="444444"/>
+              <w:bottom w:val="single" w:sz="2" w:space="0" w:color="444444"/>
+              <w:right w:val="single" w:sz="2" w:space="0" w:color="444444"/>
+            </w:tcBorders>
+            <w:vAlign w:val="center"/>
+          </w:tcPr>
+          <w:p>
+            <w:pPr>
+              <w:pStyle w:val="Style19"/>
+              <w:bidi w:val="0"/>
+              <w:spacing w:before="0" w:after="283"/>
+              <w:jc w:val="left"/>
+              <w:rPr/>
+            </w:pPr>
+            <w:r>
+              <w:rPr/>
+              <w:t>18</w:t>
+            </w:r>
+          </w:p>
+        </w:tc>
+        <w:tc>
+          <w:tcPr>
+            <w:tcW w:w="4431" w:type="dxa"/>
             <w:tcBorders>
               <w:top w:val="single" w:sz="2" w:space="0" w:color="444444"/>
               <w:left w:val="single" w:sz="2" w:space="0" w:color="444444"/>
@@ -2742,7 +2750,7 @@
         </w:tc>
         <w:tc>
           <w:tcPr>
-            <w:tcW w:w="2773" w:type="dxa"/>
+            <w:tcW w:w="2782" w:type="dxa"/>
             <w:tcBorders>
               <w:top w:val="single" w:sz="2" w:space="0" w:color="444444"/>
               <w:left w:val="single" w:sz="2" w:space="0" w:color="444444"/>
@@ -2781,7 +2789,7 @@
         </w:tc>
         <w:tc>
           <w:tcPr>
-            <w:tcW w:w="2563" w:type="dxa"/>
+            <w:tcW w:w="2597" w:type="dxa"/>
             <w:tcBorders>
               <w:top w:val="single" w:sz="2" w:space="0" w:color="444444"/>
               <w:left w:val="single" w:sz="2" w:space="0" w:color="444444"/>
@@ -2843,32 +2851,32 @@
         <w:trPr/>
         <w:tc>
           <w:tcPr>
-            <w:tcW w:w="508" w:type="dxa"/>
-            <w:tcBorders>
-              <w:top w:val="single" w:sz="2" w:space="0" w:color="444444"/>
-              <w:left w:val="single" w:sz="2" w:space="0" w:color="444444"/>
-              <w:bottom w:val="single" w:sz="2" w:space="0" w:color="444444"/>
-              <w:right w:val="single" w:sz="2" w:space="0" w:color="444444"/>
-            </w:tcBorders>
-            <w:vAlign w:val="center"/>
-          </w:tcPr>
-          <w:p>
-            <w:pPr>
-              <w:pStyle w:val="Style19"/>
-              <w:bidi w:val="0"/>
-              <w:spacing w:before="0" w:after="283"/>
-              <w:jc w:val="left"/>
-              <w:rPr/>
-            </w:pPr>
-            <w:r>
-              <w:rPr/>
-              <w:t>(19)</w:t>
-            </w:r>
-          </w:p>
-        </w:tc>
-        <w:tc>
-          <w:tcPr>
-            <w:tcW w:w="4361" w:type="dxa"/>
+            <w:tcW w:w="395" w:type="dxa"/>
+            <w:tcBorders>
+              <w:top w:val="single" w:sz="2" w:space="0" w:color="444444"/>
+              <w:left w:val="single" w:sz="2" w:space="0" w:color="444444"/>
+              <w:bottom w:val="single" w:sz="2" w:space="0" w:color="444444"/>
+              <w:right w:val="single" w:sz="2" w:space="0" w:color="444444"/>
+            </w:tcBorders>
+            <w:vAlign w:val="center"/>
+          </w:tcPr>
+          <w:p>
+            <w:pPr>
+              <w:pStyle w:val="Style19"/>
+              <w:bidi w:val="0"/>
+              <w:spacing w:before="0" w:after="283"/>
+              <w:jc w:val="left"/>
+              <w:rPr/>
+            </w:pPr>
+            <w:r>
+              <w:rPr/>
+              <w:t>19</w:t>
+            </w:r>
+          </w:p>
+        </w:tc>
+        <w:tc>
+          <w:tcPr>
+            <w:tcW w:w="4431" w:type="dxa"/>
             <w:tcBorders>
               <w:top w:val="single" w:sz="2" w:space="0" w:color="444444"/>
               <w:left w:val="single" w:sz="2" w:space="0" w:color="444444"/>
@@ -2913,7 +2921,7 @@
         </w:tc>
         <w:tc>
           <w:tcPr>
-            <w:tcW w:w="2773" w:type="dxa"/>
+            <w:tcW w:w="2782" w:type="dxa"/>
             <w:tcBorders>
               <w:top w:val="single" w:sz="2" w:space="0" w:color="444444"/>
               <w:left w:val="single" w:sz="2" w:space="0" w:color="444444"/>
@@ -2940,7 +2948,7 @@
         </w:tc>
         <w:tc>
           <w:tcPr>
-            <w:tcW w:w="2563" w:type="dxa"/>
+            <w:tcW w:w="2597" w:type="dxa"/>
             <w:tcBorders>
               <w:top w:val="single" w:sz="2" w:space="0" w:color="444444"/>
               <w:left w:val="single" w:sz="2" w:space="0" w:color="444444"/>
@@ -2968,32 +2976,32 @@
         <w:trPr/>
         <w:tc>
           <w:tcPr>
-            <w:tcW w:w="508" w:type="dxa"/>
-            <w:tcBorders>
-              <w:top w:val="single" w:sz="2" w:space="0" w:color="444444"/>
-              <w:left w:val="single" w:sz="2" w:space="0" w:color="444444"/>
-              <w:bottom w:val="single" w:sz="2" w:space="0" w:color="444444"/>
-              <w:right w:val="single" w:sz="2" w:space="0" w:color="444444"/>
-            </w:tcBorders>
-            <w:vAlign w:val="center"/>
-          </w:tcPr>
-          <w:p>
-            <w:pPr>
-              <w:pStyle w:val="Style19"/>
-              <w:bidi w:val="0"/>
-              <w:spacing w:before="0" w:after="283"/>
-              <w:jc w:val="left"/>
-              <w:rPr/>
-            </w:pPr>
-            <w:r>
-              <w:rPr/>
-              <w:t>(20)</w:t>
-            </w:r>
-          </w:p>
-        </w:tc>
-        <w:tc>
-          <w:tcPr>
-            <w:tcW w:w="4361" w:type="dxa"/>
+            <w:tcW w:w="395" w:type="dxa"/>
+            <w:tcBorders>
+              <w:top w:val="single" w:sz="2" w:space="0" w:color="444444"/>
+              <w:left w:val="single" w:sz="2" w:space="0" w:color="444444"/>
+              <w:bottom w:val="single" w:sz="2" w:space="0" w:color="444444"/>
+              <w:right w:val="single" w:sz="2" w:space="0" w:color="444444"/>
+            </w:tcBorders>
+            <w:vAlign w:val="center"/>
+          </w:tcPr>
+          <w:p>
+            <w:pPr>
+              <w:pStyle w:val="Style19"/>
+              <w:bidi w:val="0"/>
+              <w:spacing w:before="0" w:after="283"/>
+              <w:jc w:val="left"/>
+              <w:rPr/>
+            </w:pPr>
+            <w:r>
+              <w:rPr/>
+              <w:t>20</w:t>
+            </w:r>
+          </w:p>
+        </w:tc>
+        <w:tc>
+          <w:tcPr>
+            <w:tcW w:w="4431" w:type="dxa"/>
             <w:tcBorders>
               <w:top w:val="single" w:sz="2" w:space="0" w:color="444444"/>
               <w:left w:val="single" w:sz="2" w:space="0" w:color="444444"/>
@@ -3050,7 +3058,7 @@
         </w:tc>
         <w:tc>
           <w:tcPr>
-            <w:tcW w:w="2773" w:type="dxa"/>
+            <w:tcW w:w="2782" w:type="dxa"/>
             <w:tcBorders>
               <w:top w:val="single" w:sz="2" w:space="0" w:color="444444"/>
               <w:left w:val="single" w:sz="2" w:space="0" w:color="444444"/>
@@ -3077,7 +3085,7 @@
         </w:tc>
         <w:tc>
           <w:tcPr>
-            <w:tcW w:w="2563" w:type="dxa"/>
+            <w:tcW w:w="2597" w:type="dxa"/>
             <w:tcBorders>
               <w:top w:val="single" w:sz="2" w:space="0" w:color="444444"/>
               <w:left w:val="single" w:sz="2" w:space="0" w:color="444444"/>
@@ -3129,32 +3137,32 @@
         <w:trPr/>
         <w:tc>
           <w:tcPr>
-            <w:tcW w:w="508" w:type="dxa"/>
-            <w:tcBorders>
-              <w:top w:val="single" w:sz="2" w:space="0" w:color="444444"/>
-              <w:left w:val="single" w:sz="2" w:space="0" w:color="444444"/>
-              <w:bottom w:val="single" w:sz="2" w:space="0" w:color="444444"/>
-              <w:right w:val="single" w:sz="2" w:space="0" w:color="444444"/>
-            </w:tcBorders>
-            <w:vAlign w:val="center"/>
-          </w:tcPr>
-          <w:p>
-            <w:pPr>
-              <w:pStyle w:val="Style19"/>
-              <w:bidi w:val="0"/>
-              <w:spacing w:before="0" w:after="283"/>
-              <w:jc w:val="left"/>
-              <w:rPr/>
-            </w:pPr>
-            <w:r>
-              <w:rPr/>
-              <w:t>(21)</w:t>
-            </w:r>
-          </w:p>
-        </w:tc>
-        <w:tc>
-          <w:tcPr>
-            <w:tcW w:w="4361" w:type="dxa"/>
+            <w:tcW w:w="395" w:type="dxa"/>
+            <w:tcBorders>
+              <w:top w:val="single" w:sz="2" w:space="0" w:color="444444"/>
+              <w:left w:val="single" w:sz="2" w:space="0" w:color="444444"/>
+              <w:bottom w:val="single" w:sz="2" w:space="0" w:color="444444"/>
+              <w:right w:val="single" w:sz="2" w:space="0" w:color="444444"/>
+            </w:tcBorders>
+            <w:vAlign w:val="center"/>
+          </w:tcPr>
+          <w:p>
+            <w:pPr>
+              <w:pStyle w:val="Style19"/>
+              <w:bidi w:val="0"/>
+              <w:spacing w:before="0" w:after="283"/>
+              <w:jc w:val="left"/>
+              <w:rPr/>
+            </w:pPr>
+            <w:r>
+              <w:rPr/>
+              <w:t>21</w:t>
+            </w:r>
+          </w:p>
+        </w:tc>
+        <w:tc>
+          <w:tcPr>
+            <w:tcW w:w="4431" w:type="dxa"/>
             <w:tcBorders>
               <w:top w:val="single" w:sz="2" w:space="0" w:color="444444"/>
               <w:left w:val="single" w:sz="2" w:space="0" w:color="444444"/>
@@ -3209,7 +3217,7 @@
         </w:tc>
         <w:tc>
           <w:tcPr>
-            <w:tcW w:w="2773" w:type="dxa"/>
+            <w:tcW w:w="2782" w:type="dxa"/>
             <w:tcBorders>
               <w:top w:val="single" w:sz="2" w:space="0" w:color="444444"/>
               <w:left w:val="single" w:sz="2" w:space="0" w:color="444444"/>
@@ -3236,7 +3244,7 @@
         </w:tc>
         <w:tc>
           <w:tcPr>
-            <w:tcW w:w="2563" w:type="dxa"/>
+            <w:tcW w:w="2597" w:type="dxa"/>
             <w:tcBorders>
               <w:top w:val="single" w:sz="2" w:space="0" w:color="444444"/>
               <w:left w:val="single" w:sz="2" w:space="0" w:color="444444"/>
@@ -3306,32 +3314,32 @@
         <w:trPr/>
         <w:tc>
           <w:tcPr>
-            <w:tcW w:w="508" w:type="dxa"/>
-            <w:tcBorders>
-              <w:top w:val="single" w:sz="2" w:space="0" w:color="444444"/>
-              <w:left w:val="single" w:sz="2" w:space="0" w:color="444444"/>
-              <w:bottom w:val="single" w:sz="2" w:space="0" w:color="444444"/>
-              <w:right w:val="single" w:sz="2" w:space="0" w:color="444444"/>
-            </w:tcBorders>
-            <w:vAlign w:val="center"/>
-          </w:tcPr>
-          <w:p>
-            <w:pPr>
-              <w:pStyle w:val="Style19"/>
-              <w:bidi w:val="0"/>
-              <w:spacing w:before="0" w:after="283"/>
-              <w:jc w:val="left"/>
-              <w:rPr/>
-            </w:pPr>
-            <w:r>
-              <w:rPr/>
-              <w:t>(22)</w:t>
-            </w:r>
-          </w:p>
-        </w:tc>
-        <w:tc>
-          <w:tcPr>
-            <w:tcW w:w="4361" w:type="dxa"/>
+            <w:tcW w:w="395" w:type="dxa"/>
+            <w:tcBorders>
+              <w:top w:val="single" w:sz="2" w:space="0" w:color="444444"/>
+              <w:left w:val="single" w:sz="2" w:space="0" w:color="444444"/>
+              <w:bottom w:val="single" w:sz="2" w:space="0" w:color="444444"/>
+              <w:right w:val="single" w:sz="2" w:space="0" w:color="444444"/>
+            </w:tcBorders>
+            <w:vAlign w:val="center"/>
+          </w:tcPr>
+          <w:p>
+            <w:pPr>
+              <w:pStyle w:val="Style19"/>
+              <w:bidi w:val="0"/>
+              <w:spacing w:before="0" w:after="283"/>
+              <w:jc w:val="left"/>
+              <w:rPr/>
+            </w:pPr>
+            <w:r>
+              <w:rPr/>
+              <w:t>22</w:t>
+            </w:r>
+          </w:p>
+        </w:tc>
+        <w:tc>
+          <w:tcPr>
+            <w:tcW w:w="4431" w:type="dxa"/>
             <w:tcBorders>
               <w:top w:val="single" w:sz="2" w:space="0" w:color="444444"/>
               <w:left w:val="single" w:sz="2" w:space="0" w:color="444444"/>
@@ -3386,7 +3394,7 @@
         </w:tc>
         <w:tc>
           <w:tcPr>
-            <w:tcW w:w="2773" w:type="dxa"/>
+            <w:tcW w:w="2782" w:type="dxa"/>
             <w:tcBorders>
               <w:top w:val="single" w:sz="2" w:space="0" w:color="444444"/>
               <w:left w:val="single" w:sz="2" w:space="0" w:color="444444"/>
@@ -3413,7 +3421,7 @@
         </w:tc>
         <w:tc>
           <w:tcPr>
-            <w:tcW w:w="2563" w:type="dxa"/>
+            <w:tcW w:w="2597" w:type="dxa"/>
             <w:tcBorders>
               <w:top w:val="single" w:sz="2" w:space="0" w:color="444444"/>
               <w:left w:val="single" w:sz="2" w:space="0" w:color="444444"/>
@@ -3441,32 +3449,32 @@
         <w:trPr/>
         <w:tc>
           <w:tcPr>
-            <w:tcW w:w="508" w:type="dxa"/>
-            <w:tcBorders>
-              <w:top w:val="single" w:sz="2" w:space="0" w:color="444444"/>
-              <w:left w:val="single" w:sz="2" w:space="0" w:color="444444"/>
-              <w:bottom w:val="single" w:sz="2" w:space="0" w:color="444444"/>
-              <w:right w:val="single" w:sz="2" w:space="0" w:color="444444"/>
-            </w:tcBorders>
-            <w:vAlign w:val="center"/>
-          </w:tcPr>
-          <w:p>
-            <w:pPr>
-              <w:pStyle w:val="Style19"/>
-              <w:bidi w:val="0"/>
-              <w:spacing w:before="0" w:after="283"/>
-              <w:jc w:val="left"/>
-              <w:rPr/>
-            </w:pPr>
-            <w:r>
-              <w:rPr/>
-              <w:t>(23)</w:t>
-            </w:r>
-          </w:p>
-        </w:tc>
-        <w:tc>
-          <w:tcPr>
-            <w:tcW w:w="4361" w:type="dxa"/>
+            <w:tcW w:w="395" w:type="dxa"/>
+            <w:tcBorders>
+              <w:top w:val="single" w:sz="2" w:space="0" w:color="444444"/>
+              <w:left w:val="single" w:sz="2" w:space="0" w:color="444444"/>
+              <w:bottom w:val="single" w:sz="2" w:space="0" w:color="444444"/>
+              <w:right w:val="single" w:sz="2" w:space="0" w:color="444444"/>
+            </w:tcBorders>
+            <w:vAlign w:val="center"/>
+          </w:tcPr>
+          <w:p>
+            <w:pPr>
+              <w:pStyle w:val="Style19"/>
+              <w:bidi w:val="0"/>
+              <w:spacing w:before="0" w:after="283"/>
+              <w:jc w:val="left"/>
+              <w:rPr/>
+            </w:pPr>
+            <w:r>
+              <w:rPr/>
+              <w:t>23</w:t>
+            </w:r>
+          </w:p>
+        </w:tc>
+        <w:tc>
+          <w:tcPr>
+            <w:tcW w:w="4431" w:type="dxa"/>
             <w:tcBorders>
               <w:top w:val="single" w:sz="2" w:space="0" w:color="444444"/>
               <w:left w:val="single" w:sz="2" w:space="0" w:color="444444"/>
@@ -3493,7 +3501,7 @@
         </w:tc>
         <w:tc>
           <w:tcPr>
-            <w:tcW w:w="2773" w:type="dxa"/>
+            <w:tcW w:w="2782" w:type="dxa"/>
             <w:tcBorders>
               <w:top w:val="single" w:sz="2" w:space="0" w:color="444444"/>
               <w:left w:val="single" w:sz="2" w:space="0" w:color="444444"/>
@@ -3520,7 +3528,7 @@
         </w:tc>
         <w:tc>
           <w:tcPr>
-            <w:tcW w:w="2563" w:type="dxa"/>
+            <w:tcW w:w="2597" w:type="dxa"/>
             <w:tcBorders>
               <w:top w:val="single" w:sz="2" w:space="0" w:color="444444"/>
               <w:left w:val="single" w:sz="2" w:space="0" w:color="444444"/>
@@ -3548,32 +3556,32 @@
         <w:trPr/>
         <w:tc>
           <w:tcPr>
-            <w:tcW w:w="508" w:type="dxa"/>
-            <w:tcBorders>
-              <w:top w:val="single" w:sz="2" w:space="0" w:color="444444"/>
-              <w:left w:val="single" w:sz="2" w:space="0" w:color="444444"/>
-              <w:bottom w:val="single" w:sz="2" w:space="0" w:color="444444"/>
-              <w:right w:val="single" w:sz="2" w:space="0" w:color="444444"/>
-            </w:tcBorders>
-            <w:vAlign w:val="center"/>
-          </w:tcPr>
-          <w:p>
-            <w:pPr>
-              <w:pStyle w:val="Style19"/>
-              <w:bidi w:val="0"/>
-              <w:spacing w:before="0" w:after="283"/>
-              <w:jc w:val="left"/>
-              <w:rPr/>
-            </w:pPr>
-            <w:r>
-              <w:rPr/>
-              <w:t>(24)</w:t>
-            </w:r>
-          </w:p>
-        </w:tc>
-        <w:tc>
-          <w:tcPr>
-            <w:tcW w:w="4361" w:type="dxa"/>
+            <w:tcW w:w="395" w:type="dxa"/>
+            <w:tcBorders>
+              <w:top w:val="single" w:sz="2" w:space="0" w:color="444444"/>
+              <w:left w:val="single" w:sz="2" w:space="0" w:color="444444"/>
+              <w:bottom w:val="single" w:sz="2" w:space="0" w:color="444444"/>
+              <w:right w:val="single" w:sz="2" w:space="0" w:color="444444"/>
+            </w:tcBorders>
+            <w:vAlign w:val="center"/>
+          </w:tcPr>
+          <w:p>
+            <w:pPr>
+              <w:pStyle w:val="Style19"/>
+              <w:bidi w:val="0"/>
+              <w:spacing w:before="0" w:after="283"/>
+              <w:jc w:val="left"/>
+              <w:rPr/>
+            </w:pPr>
+            <w:r>
+              <w:rPr/>
+              <w:t>24</w:t>
+            </w:r>
+          </w:p>
+        </w:tc>
+        <w:tc>
+          <w:tcPr>
+            <w:tcW w:w="4431" w:type="dxa"/>
             <w:tcBorders>
               <w:top w:val="single" w:sz="2" w:space="0" w:color="444444"/>
               <w:left w:val="single" w:sz="2" w:space="0" w:color="444444"/>
@@ -3600,7 +3608,7 @@
         </w:tc>
         <w:tc>
           <w:tcPr>
-            <w:tcW w:w="2773" w:type="dxa"/>
+            <w:tcW w:w="2782" w:type="dxa"/>
             <w:tcBorders>
               <w:top w:val="single" w:sz="2" w:space="0" w:color="444444"/>
               <w:left w:val="single" w:sz="2" w:space="0" w:color="444444"/>
@@ -3625,7 +3633,7 @@
         </w:tc>
         <w:tc>
           <w:tcPr>
-            <w:tcW w:w="2563" w:type="dxa"/>
+            <w:tcW w:w="2597" w:type="dxa"/>
             <w:tcBorders>
               <w:top w:val="single" w:sz="2" w:space="0" w:color="444444"/>
               <w:left w:val="single" w:sz="2" w:space="0" w:color="444444"/>
@@ -3653,32 +3661,32 @@
         <w:trPr/>
         <w:tc>
           <w:tcPr>
-            <w:tcW w:w="508" w:type="dxa"/>
-            <w:tcBorders>
-              <w:top w:val="single" w:sz="2" w:space="0" w:color="444444"/>
-              <w:left w:val="single" w:sz="2" w:space="0" w:color="444444"/>
-              <w:bottom w:val="single" w:sz="2" w:space="0" w:color="444444"/>
-              <w:right w:val="single" w:sz="2" w:space="0" w:color="444444"/>
-            </w:tcBorders>
-            <w:vAlign w:val="center"/>
-          </w:tcPr>
-          <w:p>
-            <w:pPr>
-              <w:pStyle w:val="Style19"/>
-              <w:bidi w:val="0"/>
-              <w:spacing w:before="0" w:after="283"/>
-              <w:jc w:val="left"/>
-              <w:rPr/>
-            </w:pPr>
-            <w:r>
-              <w:rPr/>
-              <w:t>(25)</w:t>
-            </w:r>
-          </w:p>
-        </w:tc>
-        <w:tc>
-          <w:tcPr>
-            <w:tcW w:w="4361" w:type="dxa"/>
+            <w:tcW w:w="395" w:type="dxa"/>
+            <w:tcBorders>
+              <w:top w:val="single" w:sz="2" w:space="0" w:color="444444"/>
+              <w:left w:val="single" w:sz="2" w:space="0" w:color="444444"/>
+              <w:bottom w:val="single" w:sz="2" w:space="0" w:color="444444"/>
+              <w:right w:val="single" w:sz="2" w:space="0" w:color="444444"/>
+            </w:tcBorders>
+            <w:vAlign w:val="center"/>
+          </w:tcPr>
+          <w:p>
+            <w:pPr>
+              <w:pStyle w:val="Style19"/>
+              <w:bidi w:val="0"/>
+              <w:spacing w:before="0" w:after="283"/>
+              <w:jc w:val="left"/>
+              <w:rPr/>
+            </w:pPr>
+            <w:r>
+              <w:rPr/>
+              <w:t>25</w:t>
+            </w:r>
+          </w:p>
+        </w:tc>
+        <w:tc>
+          <w:tcPr>
+            <w:tcW w:w="4431" w:type="dxa"/>
             <w:tcBorders>
               <w:top w:val="single" w:sz="2" w:space="0" w:color="444444"/>
               <w:left w:val="single" w:sz="2" w:space="0" w:color="444444"/>
@@ -3705,7 +3713,7 @@
         </w:tc>
         <w:tc>
           <w:tcPr>
-            <w:tcW w:w="2773" w:type="dxa"/>
+            <w:tcW w:w="2782" w:type="dxa"/>
             <w:tcBorders>
               <w:top w:val="single" w:sz="2" w:space="0" w:color="444444"/>
               <w:left w:val="single" w:sz="2" w:space="0" w:color="444444"/>
@@ -3730,7 +3738,7 @@
         </w:tc>
         <w:tc>
           <w:tcPr>
-            <w:tcW w:w="2563" w:type="dxa"/>
+            <w:tcW w:w="2597" w:type="dxa"/>
             <w:tcBorders>
               <w:top w:val="single" w:sz="2" w:space="0" w:color="444444"/>
               <w:left w:val="single" w:sz="2" w:space="0" w:color="444444"/>
@@ -3758,32 +3766,32 @@
         <w:trPr/>
         <w:tc>
           <w:tcPr>
-            <w:tcW w:w="508" w:type="dxa"/>
-            <w:tcBorders>
-              <w:top w:val="single" w:sz="2" w:space="0" w:color="444444"/>
-              <w:left w:val="single" w:sz="2" w:space="0" w:color="444444"/>
-              <w:bottom w:val="single" w:sz="2" w:space="0" w:color="444444"/>
-              <w:right w:val="single" w:sz="2" w:space="0" w:color="444444"/>
-            </w:tcBorders>
-            <w:vAlign w:val="center"/>
-          </w:tcPr>
-          <w:p>
-            <w:pPr>
-              <w:pStyle w:val="Style19"/>
-              <w:bidi w:val="0"/>
-              <w:spacing w:before="0" w:after="283"/>
-              <w:jc w:val="left"/>
-              <w:rPr/>
-            </w:pPr>
-            <w:r>
-              <w:rPr/>
-              <w:t>(26)</w:t>
-            </w:r>
-          </w:p>
-        </w:tc>
-        <w:tc>
-          <w:tcPr>
-            <w:tcW w:w="4361" w:type="dxa"/>
+            <w:tcW w:w="395" w:type="dxa"/>
+            <w:tcBorders>
+              <w:top w:val="single" w:sz="2" w:space="0" w:color="444444"/>
+              <w:left w:val="single" w:sz="2" w:space="0" w:color="444444"/>
+              <w:bottom w:val="single" w:sz="2" w:space="0" w:color="444444"/>
+              <w:right w:val="single" w:sz="2" w:space="0" w:color="444444"/>
+            </w:tcBorders>
+            <w:vAlign w:val="center"/>
+          </w:tcPr>
+          <w:p>
+            <w:pPr>
+              <w:pStyle w:val="Style19"/>
+              <w:bidi w:val="0"/>
+              <w:spacing w:before="0" w:after="283"/>
+              <w:jc w:val="left"/>
+              <w:rPr/>
+            </w:pPr>
+            <w:r>
+              <w:rPr/>
+              <w:t>26</w:t>
+            </w:r>
+          </w:p>
+        </w:tc>
+        <w:tc>
+          <w:tcPr>
+            <w:tcW w:w="4431" w:type="dxa"/>
             <w:tcBorders>
               <w:top w:val="single" w:sz="2" w:space="0" w:color="444444"/>
               <w:left w:val="single" w:sz="2" w:space="0" w:color="444444"/>
@@ -3810,7 +3818,7 @@
         </w:tc>
         <w:tc>
           <w:tcPr>
-            <w:tcW w:w="2773" w:type="dxa"/>
+            <w:tcW w:w="2782" w:type="dxa"/>
             <w:tcBorders>
               <w:top w:val="single" w:sz="2" w:space="0" w:color="444444"/>
               <w:left w:val="single" w:sz="2" w:space="0" w:color="444444"/>
@@ -3835,7 +3843,7 @@
         </w:tc>
         <w:tc>
           <w:tcPr>
-            <w:tcW w:w="2563" w:type="dxa"/>
+            <w:tcW w:w="2597" w:type="dxa"/>
             <w:tcBorders>
               <w:top w:val="single" w:sz="2" w:space="0" w:color="444444"/>
               <w:left w:val="single" w:sz="2" w:space="0" w:color="444444"/>
@@ -3863,32 +3871,32 @@
         <w:trPr/>
         <w:tc>
           <w:tcPr>
-            <w:tcW w:w="508" w:type="dxa"/>
-            <w:tcBorders>
-              <w:top w:val="single" w:sz="2" w:space="0" w:color="444444"/>
-              <w:left w:val="single" w:sz="2" w:space="0" w:color="444444"/>
-              <w:bottom w:val="single" w:sz="2" w:space="0" w:color="444444"/>
-              <w:right w:val="single" w:sz="2" w:space="0" w:color="444444"/>
-            </w:tcBorders>
-            <w:vAlign w:val="center"/>
-          </w:tcPr>
-          <w:p>
-            <w:pPr>
-              <w:pStyle w:val="Style19"/>
-              <w:bidi w:val="0"/>
-              <w:spacing w:before="0" w:after="283"/>
-              <w:jc w:val="left"/>
-              <w:rPr/>
-            </w:pPr>
-            <w:r>
-              <w:rPr/>
-              <w:t>(27)</w:t>
-            </w:r>
-          </w:p>
-        </w:tc>
-        <w:tc>
-          <w:tcPr>
-            <w:tcW w:w="4361" w:type="dxa"/>
+            <w:tcW w:w="395" w:type="dxa"/>
+            <w:tcBorders>
+              <w:top w:val="single" w:sz="2" w:space="0" w:color="444444"/>
+              <w:left w:val="single" w:sz="2" w:space="0" w:color="444444"/>
+              <w:bottom w:val="single" w:sz="2" w:space="0" w:color="444444"/>
+              <w:right w:val="single" w:sz="2" w:space="0" w:color="444444"/>
+            </w:tcBorders>
+            <w:vAlign w:val="center"/>
+          </w:tcPr>
+          <w:p>
+            <w:pPr>
+              <w:pStyle w:val="Style19"/>
+              <w:bidi w:val="0"/>
+              <w:spacing w:before="0" w:after="283"/>
+              <w:jc w:val="left"/>
+              <w:rPr/>
+            </w:pPr>
+            <w:r>
+              <w:rPr/>
+              <w:t>27</w:t>
+            </w:r>
+          </w:p>
+        </w:tc>
+        <w:tc>
+          <w:tcPr>
+            <w:tcW w:w="4431" w:type="dxa"/>
             <w:tcBorders>
               <w:top w:val="single" w:sz="2" w:space="0" w:color="444444"/>
               <w:left w:val="single" w:sz="2" w:space="0" w:color="444444"/>
@@ -3915,7 +3923,7 @@
         </w:tc>
         <w:tc>
           <w:tcPr>
-            <w:tcW w:w="2773" w:type="dxa"/>
+            <w:tcW w:w="2782" w:type="dxa"/>
             <w:tcBorders>
               <w:top w:val="single" w:sz="2" w:space="0" w:color="444444"/>
               <w:left w:val="single" w:sz="2" w:space="0" w:color="444444"/>
@@ -3942,7 +3950,7 @@
         </w:tc>
         <w:tc>
           <w:tcPr>
-            <w:tcW w:w="2563" w:type="dxa"/>
+            <w:tcW w:w="2597" w:type="dxa"/>
             <w:tcBorders>
               <w:top w:val="single" w:sz="2" w:space="0" w:color="444444"/>
               <w:left w:val="single" w:sz="2" w:space="0" w:color="444444"/>
@@ -3970,32 +3978,32 @@
         <w:trPr/>
         <w:tc>
           <w:tcPr>
-            <w:tcW w:w="508" w:type="dxa"/>
-            <w:tcBorders>
-              <w:top w:val="single" w:sz="2" w:space="0" w:color="444444"/>
-              <w:left w:val="single" w:sz="2" w:space="0" w:color="444444"/>
-              <w:bottom w:val="single" w:sz="2" w:space="0" w:color="444444"/>
-              <w:right w:val="single" w:sz="2" w:space="0" w:color="444444"/>
-            </w:tcBorders>
-            <w:vAlign w:val="center"/>
-          </w:tcPr>
-          <w:p>
-            <w:pPr>
-              <w:pStyle w:val="Style19"/>
-              <w:bidi w:val="0"/>
-              <w:spacing w:before="0" w:after="283"/>
-              <w:jc w:val="left"/>
-              <w:rPr/>
-            </w:pPr>
-            <w:r>
-              <w:rPr/>
-              <w:t>(28)</w:t>
-            </w:r>
-          </w:p>
-        </w:tc>
-        <w:tc>
-          <w:tcPr>
-            <w:tcW w:w="4361" w:type="dxa"/>
+            <w:tcW w:w="395" w:type="dxa"/>
+            <w:tcBorders>
+              <w:top w:val="single" w:sz="2" w:space="0" w:color="444444"/>
+              <w:left w:val="single" w:sz="2" w:space="0" w:color="444444"/>
+              <w:bottom w:val="single" w:sz="2" w:space="0" w:color="444444"/>
+              <w:right w:val="single" w:sz="2" w:space="0" w:color="444444"/>
+            </w:tcBorders>
+            <w:vAlign w:val="center"/>
+          </w:tcPr>
+          <w:p>
+            <w:pPr>
+              <w:pStyle w:val="Style19"/>
+              <w:bidi w:val="0"/>
+              <w:spacing w:before="0" w:after="283"/>
+              <w:jc w:val="left"/>
+              <w:rPr/>
+            </w:pPr>
+            <w:r>
+              <w:rPr/>
+              <w:t>28</w:t>
+            </w:r>
+          </w:p>
+        </w:tc>
+        <w:tc>
+          <w:tcPr>
+            <w:tcW w:w="4431" w:type="dxa"/>
             <w:tcBorders>
               <w:top w:val="single" w:sz="2" w:space="0" w:color="444444"/>
               <w:left w:val="single" w:sz="2" w:space="0" w:color="444444"/>
@@ -4032,7 +4040,7 @@
         </w:tc>
         <w:tc>
           <w:tcPr>
-            <w:tcW w:w="2773" w:type="dxa"/>
+            <w:tcW w:w="2782" w:type="dxa"/>
             <w:tcBorders>
               <w:top w:val="single" w:sz="2" w:space="0" w:color="444444"/>
               <w:left w:val="single" w:sz="2" w:space="0" w:color="444444"/>
@@ -4059,7 +4067,7 @@
         </w:tc>
         <w:tc>
           <w:tcPr>
-            <w:tcW w:w="2563" w:type="dxa"/>
+            <w:tcW w:w="2597" w:type="dxa"/>
             <w:tcBorders>
               <w:top w:val="single" w:sz="2" w:space="0" w:color="444444"/>
               <w:left w:val="single" w:sz="2" w:space="0" w:color="444444"/>
@@ -4209,7 +4217,56 @@
       </w:r>
       <w:r>
         <w:rPr/>
-        <w:t xml:space="preserve">坐标系与孔坐标系之间的轴命名差异。 处理方式：显式引入 </w:t>
+        <w:t xml:space="preserve">坐标系与孔坐标系之间的轴命名差异， </w:t>
+      </w:r>
+      <w:r>
+        <w:rPr>
+          <w:b/>
+        </w:rPr>
+        <w:t>论文没有给出这两个坐标系之间的旋转</w:t>
+      </w:r>
+      <w:r>
+        <w:rPr/>
+        <w:t>，因此这是一个</w:t>
+      </w:r>
+      <w:r>
+        <w:rPr>
+          <w:b/>
+        </w:rPr>
+        <w:t>未解决的原文歧义</w:t>
+      </w:r>
+      <w:r>
+        <w:rPr/>
+        <w:t>，不是可以 在代数上</w:t>
+      </w:r>
+      <w:r>
+        <w:rPr/>
+        <w:t>"</w:t>
+      </w:r>
+      <w:r>
+        <w:rPr/>
+        <w:t>两边都成立</w:t>
+      </w:r>
+      <w:r>
+        <w:rPr/>
+        <w:t>"</w:t>
+      </w:r>
+      <w:r>
+        <w:rPr/>
+        <w:t>的问题。</w:t>
+      </w:r>
+    </w:p>
+    <w:p>
+      <w:pPr>
+        <w:pStyle w:val="Style17"/>
+        <w:bidi w:val="0"/>
+        <w:spacing w:before="0" w:after="283"/>
+        <w:jc w:val="left"/>
+        <w:rPr/>
+      </w:pPr>
+      <w:r>
+        <w:rPr/>
+        <w:t xml:space="preserve">处理方式：显式引入 </w:t>
       </w:r>
       <w:r>
         <w:rPr>
@@ -4245,7 +4302,7 @@
       </w:r>
       <w:r>
         <w:rPr/>
-        <w:t xml:space="preserve">），并保留 </w:t>
+        <w:t xml:space="preserve">），保留 </w:t>
       </w:r>
       <w:r>
         <w:rPr/>
@@ -4253,13 +4310,13 @@
       </w:r>
       <w:r>
         <w:rPr/>
-        <w:t>变体； 证明该重标定</w:t>
+        <w:t xml:space="preserve">变体用于审计， 并把选择标注为 </w:t>
       </w:r>
       <w:r>
         <w:rPr>
           <w:b/>
         </w:rPr>
-        <w:t>不改变任何验收性质</w:t>
+        <w:t>[ADAPTATION: frame naming]</w:t>
       </w:r>
       <w:r>
         <w:rPr/>
@@ -4267,57 +4324,466 @@
       </w:r>
       <w:r>
         <w:rPr>
-          <w:rStyle w:val="Style13"/>
+          <w:b/>
         </w:rPr>
-        <w:t>Ω</w:t>
-      </w:r>
-      <w:r>
-        <w:rPr/>
-        <w:t xml:space="preserve"> </w:t>
-      </w:r>
-      <w:r>
-        <w:rPr/>
-        <w:t xml:space="preserve">只通过 </w:t>
-      </w:r>
-      <w:r>
-        <w:rPr>
-          <w:rStyle w:val="Style13"/>
-        </w:rPr>
-        <w:t>R_h e_x</w:t>
-      </w:r>
-      <w:r>
-        <w:rPr/>
-        <w:t xml:space="preserve"> </w:t>
-      </w:r>
-      <w:r>
-        <w:rPr/>
-        <w:t xml:space="preserve">依赖 </w:t>
-      </w:r>
-      <w:r>
-        <w:rPr>
-          <w:rStyle w:val="Style13"/>
-        </w:rPr>
-        <w:t>R_h</w:t>
-      </w:r>
-      <w:r>
-        <w:rPr/>
-        <w:t>，两种变体下 被屏蔽轴始终跟随推力轴（</w:t>
-      </w:r>
-      <w:r>
-        <w:rPr/>
-        <w:t xml:space="preserve">T03_12 </w:t>
-      </w:r>
-      <w:r>
-        <w:rPr/>
-        <w:t xml:space="preserve">实测 </w:t>
-      </w:r>
-      <w:r>
-        <w:rPr/>
-        <w:t>1.5e-17</w:t>
-      </w:r>
-      <w:r>
-        <w:rPr/>
-        <w:t>），</w:t>
+        <w:t>不声称论文证明了哪一种约定</w:t>
+      </w:r>
+      <w:r>
+        <w:rPr/>
+        <w:t>。</w:t>
+      </w:r>
+    </w:p>
+    <w:p>
+      <w:pPr>
+        <w:pStyle w:val="Style17"/>
+        <w:bidi w:val="0"/>
+        <w:spacing w:before="0" w:after="283"/>
+        <w:jc w:val="left"/>
+        <w:rPr/>
+      </w:pPr>
+      <w:r>
+        <w:rPr/>
+        <w:t xml:space="preserve">两种读法的区别是可判定的（交付后复审 </w:t>
+      </w:r>
+      <w:r>
+        <w:rPr/>
+        <w:t xml:space="preserve">R1 </w:t>
+      </w:r>
+      <w:r>
+        <w:rPr/>
+        <w:t>更正了此前一个同义反复的检验）：</w:t>
+      </w:r>
+    </w:p>
+    <w:tbl>
+      <w:tblPr>
+        <w:tblW w:w="10205" w:type="dxa"/>
+        <w:jc w:val="left"/>
+        <w:tblInd w:w="0" w:type="dxa"/>
+        <w:tblLayout w:type="fixed"/>
+        <w:tblCellMar>
+          <w:top w:w="45" w:type="dxa"/>
+          <w:left w:w="75" w:type="dxa"/>
+          <w:bottom w:w="45" w:type="dxa"/>
+          <w:right w:w="75" w:type="dxa"/>
+        </w:tblCellMar>
+      </w:tblPr>
+      <w:tblGrid>
+        <w:gridCol w:w="2820"/>
+        <w:gridCol w:w="3456"/>
+        <w:gridCol w:w="1892"/>
+        <w:gridCol w:w="2037"/>
+      </w:tblGrid>
+      <w:tr>
+        <w:trPr/>
+        <w:tc>
+          <w:tcPr>
+            <w:tcW w:w="2820" w:type="dxa"/>
+            <w:tcBorders>
+              <w:top w:val="single" w:sz="2" w:space="0" w:color="444444"/>
+              <w:left w:val="single" w:sz="2" w:space="0" w:color="444444"/>
+              <w:bottom w:val="single" w:sz="2" w:space="0" w:color="444444"/>
+              <w:right w:val="single" w:sz="2" w:space="0" w:color="444444"/>
+            </w:tcBorders>
+            <w:vAlign w:val="center"/>
+          </w:tcPr>
+          <w:p>
+            <w:pPr>
+              <w:pStyle w:val="Style28"/>
+              <w:suppressLineNumbers/>
+              <w:bidi w:val="0"/>
+              <w:spacing w:before="0" w:after="283"/>
+              <w:jc w:val="center"/>
+              <w:rPr/>
+            </w:pPr>
+            <w:r>
+              <w:rPr/>
+              <w:t>读法</w:t>
+            </w:r>
+          </w:p>
+        </w:tc>
+        <w:tc>
+          <w:tcPr>
+            <w:tcW w:w="3456" w:type="dxa"/>
+            <w:tcBorders>
+              <w:top w:val="single" w:sz="2" w:space="0" w:color="444444"/>
+              <w:left w:val="single" w:sz="2" w:space="0" w:color="444444"/>
+              <w:bottom w:val="single" w:sz="2" w:space="0" w:color="444444"/>
+              <w:right w:val="single" w:sz="2" w:space="0" w:color="444444"/>
+            </w:tcBorders>
+            <w:vAlign w:val="center"/>
+          </w:tcPr>
+          <w:p>
+            <w:pPr>
+              <w:pStyle w:val="Style28"/>
+              <w:suppressLineNumbers/>
+              <w:bidi w:val="0"/>
+              <w:spacing w:before="0" w:after="283"/>
+              <w:jc w:val="center"/>
+              <w:rPr/>
+            </w:pPr>
+            <w:r>
+              <w:rPr/>
+              <w:t>被屏蔽方向</w:t>
+            </w:r>
+          </w:p>
+        </w:tc>
+        <w:tc>
+          <w:tcPr>
+            <w:tcW w:w="1892" w:type="dxa"/>
+            <w:tcBorders>
+              <w:top w:val="single" w:sz="2" w:space="0" w:color="444444"/>
+              <w:left w:val="single" w:sz="2" w:space="0" w:color="444444"/>
+              <w:bottom w:val="single" w:sz="2" w:space="0" w:color="444444"/>
+              <w:right w:val="single" w:sz="2" w:space="0" w:color="444444"/>
+            </w:tcBorders>
+            <w:vAlign w:val="center"/>
+          </w:tcPr>
+          <w:p>
+            <w:pPr>
+              <w:pStyle w:val="Style28"/>
+              <w:suppressLineNumbers/>
+              <w:bidi w:val="0"/>
+              <w:spacing w:before="0" w:after="283"/>
+              <w:jc w:val="center"/>
+              <w:rPr/>
+            </w:pPr>
+            <w:r>
+              <w:rPr/>
+              <w:t>检验</w:t>
+            </w:r>
+          </w:p>
+        </w:tc>
+        <w:tc>
+          <w:tcPr>
+            <w:tcW w:w="2037" w:type="dxa"/>
+            <w:tcBorders>
+              <w:top w:val="single" w:sz="2" w:space="0" w:color="444444"/>
+              <w:left w:val="single" w:sz="2" w:space="0" w:color="444444"/>
+              <w:bottom w:val="single" w:sz="2" w:space="0" w:color="444444"/>
+              <w:right w:val="single" w:sz="2" w:space="0" w:color="444444"/>
+            </w:tcBorders>
+            <w:vAlign w:val="center"/>
+          </w:tcPr>
+          <w:p>
+            <w:pPr>
+              <w:pStyle w:val="Style28"/>
+              <w:suppressLineNumbers/>
+              <w:bidi w:val="0"/>
+              <w:spacing w:before="0" w:after="283"/>
+              <w:jc w:val="center"/>
+              <w:rPr/>
+            </w:pPr>
+            <w:r>
+              <w:rPr/>
+              <w:t>结果</w:t>
+            </w:r>
+          </w:p>
+        </w:tc>
+      </w:tr>
+      <w:tr>
+        <w:trPr/>
+        <w:tc>
+          <w:tcPr>
+            <w:tcW w:w="2820" w:type="dxa"/>
+            <w:tcBorders>
+              <w:top w:val="single" w:sz="2" w:space="0" w:color="444444"/>
+              <w:left w:val="single" w:sz="2" w:space="0" w:color="444444"/>
+              <w:bottom w:val="single" w:sz="2" w:space="0" w:color="444444"/>
+              <w:right w:val="single" w:sz="2" w:space="0" w:color="444444"/>
+            </w:tcBorders>
+            <w:vAlign w:val="center"/>
+          </w:tcPr>
+          <w:p>
+            <w:pPr>
+              <w:pStyle w:val="Style19"/>
+              <w:bidi w:val="0"/>
+              <w:spacing w:before="0" w:after="283"/>
+              <w:jc w:val="left"/>
+              <w:rPr/>
+            </w:pPr>
+            <w:r>
+              <w:rPr/>
+              <w:t>CONSISTENT</w:t>
+            </w:r>
+            <w:r>
+              <w:rPr/>
+              <w:t>（重标定，采用）</w:t>
+            </w:r>
+          </w:p>
+        </w:tc>
+        <w:tc>
+          <w:tcPr>
+            <w:tcW w:w="3456" w:type="dxa"/>
+            <w:tcBorders>
+              <w:top w:val="single" w:sz="2" w:space="0" w:color="444444"/>
+              <w:left w:val="single" w:sz="2" w:space="0" w:color="444444"/>
+              <w:bottom w:val="single" w:sz="2" w:space="0" w:color="444444"/>
+              <w:right w:val="single" w:sz="2" w:space="0" w:color="444444"/>
+            </w:tcBorders>
+            <w:vAlign w:val="center"/>
+          </w:tcPr>
+          <w:p>
+            <w:pPr>
+              <w:pStyle w:val="Style19"/>
+              <w:bidi w:val="0"/>
+              <w:spacing w:before="0" w:after="283"/>
+              <w:jc w:val="left"/>
+              <w:rPr/>
+            </w:pPr>
+            <w:r>
+              <w:rPr/>
+              <w:t xml:space="preserve">真实推力轴 </w:t>
+            </w:r>
+            <w:r>
+              <w:rPr>
+                <w:rStyle w:val="Style13"/>
+              </w:rPr>
+              <w:t>p_ref=R_h(R_task→hole e_z)</w:t>
+            </w:r>
+          </w:p>
+        </w:tc>
+        <w:tc>
+          <w:tcPr>
+            <w:tcW w:w="1892" w:type="dxa"/>
+            <w:tcBorders>
+              <w:top w:val="single" w:sz="2" w:space="0" w:color="444444"/>
+              <w:left w:val="single" w:sz="2" w:space="0" w:color="444444"/>
+              <w:bottom w:val="single" w:sz="2" w:space="0" w:color="444444"/>
+              <w:right w:val="single" w:sz="2" w:space="0" w:color="444444"/>
+            </w:tcBorders>
+            <w:vAlign w:val="center"/>
+          </w:tcPr>
+          <w:p>
+            <w:pPr>
+              <w:pStyle w:val="Style19"/>
+              <w:bidi w:val="0"/>
+              <w:spacing w:before="0" w:after="283"/>
+              <w:jc w:val="left"/>
+              <w:rPr/>
+            </w:pPr>
+            <w:r>
+              <w:rPr>
+                <w:rStyle w:val="Style13"/>
+              </w:rPr>
+              <w:t>‖</w:t>
+            </w:r>
+            <w:r>
+              <w:rPr>
+                <w:rStyle w:val="Style13"/>
+              </w:rPr>
+              <w:t>Ω(R_h)·p_ref‖</w:t>
+            </w:r>
+          </w:p>
+        </w:tc>
+        <w:tc>
+          <w:tcPr>
+            <w:tcW w:w="2037" w:type="dxa"/>
+            <w:tcBorders>
+              <w:top w:val="single" w:sz="2" w:space="0" w:color="444444"/>
+              <w:left w:val="single" w:sz="2" w:space="0" w:color="444444"/>
+              <w:bottom w:val="single" w:sz="2" w:space="0" w:color="444444"/>
+              <w:right w:val="single" w:sz="2" w:space="0" w:color="444444"/>
+            </w:tcBorders>
+            <w:vAlign w:val="center"/>
+          </w:tcPr>
+          <w:p>
+            <w:pPr>
+              <w:pStyle w:val="Style19"/>
+              <w:bidi w:val="0"/>
+              <w:spacing w:before="0" w:after="283"/>
+              <w:jc w:val="left"/>
+              <w:rPr/>
+            </w:pPr>
+            <w:r>
+              <w:rPr>
+                <w:b/>
+              </w:rPr>
+              <w:t>8.5e-17</w:t>
+            </w:r>
+            <w:r>
+              <w:rPr/>
+              <w:t>（</w:t>
+            </w:r>
+            <w:r>
+              <w:rPr/>
+              <w:t>T03_12</w:t>
+            </w:r>
+            <w:r>
+              <w:rPr/>
+              <w:t>）</w:t>
+            </w:r>
+          </w:p>
+        </w:tc>
+      </w:tr>
+      <w:tr>
+        <w:trPr/>
+        <w:tc>
+          <w:tcPr>
+            <w:tcW w:w="2820" w:type="dxa"/>
+            <w:tcBorders>
+              <w:top w:val="single" w:sz="2" w:space="0" w:color="444444"/>
+              <w:left w:val="single" w:sz="2" w:space="0" w:color="444444"/>
+              <w:bottom w:val="single" w:sz="2" w:space="0" w:color="444444"/>
+              <w:right w:val="single" w:sz="2" w:space="0" w:color="444444"/>
+            </w:tcBorders>
+            <w:vAlign w:val="center"/>
+          </w:tcPr>
+          <w:p>
+            <w:pPr>
+              <w:pStyle w:val="Style19"/>
+              <w:bidi w:val="0"/>
+              <w:spacing w:before="0" w:after="283"/>
+              <w:jc w:val="left"/>
+              <w:rPr/>
+            </w:pPr>
+            <w:r>
+              <w:rPr/>
+              <w:t>LITERAL</w:t>
+            </w:r>
+            <w:r>
+              <w:rPr/>
+              <w:t>（不重标定）</w:t>
+            </w:r>
+          </w:p>
+        </w:tc>
+        <w:tc>
+          <w:tcPr>
+            <w:tcW w:w="3456" w:type="dxa"/>
+            <w:tcBorders>
+              <w:top w:val="single" w:sz="2" w:space="0" w:color="444444"/>
+              <w:left w:val="single" w:sz="2" w:space="0" w:color="444444"/>
+              <w:bottom w:val="single" w:sz="2" w:space="0" w:color="444444"/>
+              <w:right w:val="single" w:sz="2" w:space="0" w:color="444444"/>
+            </w:tcBorders>
+            <w:vAlign w:val="center"/>
+          </w:tcPr>
+          <w:p>
+            <w:pPr>
+              <w:pStyle w:val="Style19"/>
+              <w:bidi w:val="0"/>
+              <w:spacing w:before="0" w:after="283"/>
+              <w:jc w:val="left"/>
+              <w:rPr/>
+            </w:pPr>
+            <w:r>
+              <w:rPr>
+                <w:rStyle w:val="Style13"/>
+              </w:rPr>
+              <w:t>R_h e_x</w:t>
+            </w:r>
+            <w:r>
+              <w:rPr/>
+              <w:t>（并非推力轴）</w:t>
+            </w:r>
+          </w:p>
+        </w:tc>
+        <w:tc>
+          <w:tcPr>
+            <w:tcW w:w="1892" w:type="dxa"/>
+            <w:tcBorders>
+              <w:top w:val="single" w:sz="2" w:space="0" w:color="444444"/>
+              <w:left w:val="single" w:sz="2" w:space="0" w:color="444444"/>
+              <w:bottom w:val="single" w:sz="2" w:space="0" w:color="444444"/>
+              <w:right w:val="single" w:sz="2" w:space="0" w:color="444444"/>
+            </w:tcBorders>
+            <w:vAlign w:val="center"/>
+          </w:tcPr>
+          <w:p>
+            <w:pPr>
+              <w:pStyle w:val="Style19"/>
+              <w:bidi w:val="0"/>
+              <w:spacing w:before="0" w:after="283"/>
+              <w:jc w:val="left"/>
+              <w:rPr/>
+            </w:pPr>
+            <w:r>
+              <w:rPr>
+                <w:rStyle w:val="Style13"/>
+              </w:rPr>
+              <w:t>‖</w:t>
+            </w:r>
+            <w:r>
+              <w:rPr>
+                <w:rStyle w:val="Style13"/>
+              </w:rPr>
+              <w:t>Ω(I)·e_z‖</w:t>
+            </w:r>
+            <w:r>
+              <w:rPr/>
+              <w:t>（</w:t>
+            </w:r>
+            <w:r>
+              <w:rPr>
+                <w:rStyle w:val="Style13"/>
+              </w:rPr>
+              <w:t>R_h=I</w:t>
+            </w:r>
+            <w:r>
+              <w:rPr/>
+              <w:t>）</w:t>
+            </w:r>
+          </w:p>
+        </w:tc>
+        <w:tc>
+          <w:tcPr>
+            <w:tcW w:w="2037" w:type="dxa"/>
+            <w:tcBorders>
+              <w:top w:val="single" w:sz="2" w:space="0" w:color="444444"/>
+              <w:left w:val="single" w:sz="2" w:space="0" w:color="444444"/>
+              <w:bottom w:val="single" w:sz="2" w:space="0" w:color="444444"/>
+              <w:right w:val="single" w:sz="2" w:space="0" w:color="444444"/>
+            </w:tcBorders>
+            <w:vAlign w:val="center"/>
+          </w:tcPr>
+          <w:p>
+            <w:pPr>
+              <w:pStyle w:val="Style19"/>
+              <w:bidi w:val="0"/>
+              <w:spacing w:before="0" w:after="283"/>
+              <w:jc w:val="left"/>
+              <w:rPr/>
+            </w:pPr>
+            <w:r>
+              <w:rPr>
+                <w:b/>
+              </w:rPr>
+              <w:t>1.0</w:t>
+            </w:r>
+            <w:r>
+              <w:rPr/>
+              <w:t>（</w:t>
+            </w:r>
+            <w:r>
+              <w:rPr/>
+              <w:t xml:space="preserve">T03_15 </w:t>
+            </w:r>
+            <w:r>
+              <w:rPr/>
+              <w:t>负对照）</w:t>
+            </w:r>
+          </w:p>
+        </w:tc>
+      </w:tr>
+    </w:tbl>
+    <w:p>
+      <w:pPr>
+        <w:pStyle w:val="Style17"/>
+        <w:bidi w:val="0"/>
+        <w:spacing w:before="0" w:after="283"/>
+        <w:jc w:val="left"/>
+        <w:rPr/>
+      </w:pPr>
+      <w:r>
+        <w:rPr/>
+        <w:t>即：两种读法的投影算子代数性质都成立，但只有重标定读法真正排除推力方向；</w:t>
+      </w:r>
+      <w:r>
+        <w:rPr/>
+        <w:t xml:space="preserve">LITERAL </w:t>
+      </w:r>
+      <w:r>
+        <w:rPr/>
+        <w:t>读法 把推力方向留在位置控制子空间内。</w:t>
       </w:r>
       <w:r>
         <w:rPr/>
@@ -4325,7 +4791,7 @@
       </w:r>
       <w:r>
         <w:rPr/>
-        <w:t xml:space="preserve">验证复合关系为 </w:t>
+        <w:t xml:space="preserve">另验证复合关系为 </w:t>
       </w:r>
       <w:r>
         <w:rPr>
@@ -4335,17 +4801,7 @@
       </w:r>
       <w:r>
         <w:rPr/>
-        <w:t>。 标签：</w:t>
-      </w:r>
-      <w:r>
-        <w:rPr>
-          <w:b/>
-        </w:rPr>
-        <w:t>[ADAPTATION: frame naming]</w:t>
-      </w:r>
-      <w:r>
-        <w:rPr/>
-        <w:t>，不是算法改动。</w:t>
+        <w:t>。</w:t>
       </w:r>
     </w:p>
     <w:p>
@@ -6427,7 +6883,7 @@
         <w:rPr/>
         <w:drawing>
           <wp:inline distT="0" distB="0" distL="0" distR="0">
-            <wp:extent cx="5143500" cy="2314575"/>
+            <wp:extent cx="5143500" cy="1781175"/>
             <wp:effectExtent l="0" t="0" r="0" b="0"/>
             <wp:docPr id="4" name="图像4" descr=""/>
             <wp:cNvGraphicFramePr>
@@ -6451,7 +6907,7 @@
                   <pic:spPr bwMode="auto">
                     <a:xfrm>
                       <a:off x="0" y="0"/>
-                      <a:ext cx="5143500" cy="2314575"/>
+                      <a:ext cx="5143500" cy="1781175"/>
                     </a:xfrm>
                     <a:prstGeom prst="rect">
                       <a:avLst/>
@@ -6466,7 +6922,7 @@
     </w:p>
     <w:tbl>
       <w:tblPr>
-        <w:tblW w:w="5171" w:type="dxa"/>
+        <w:tblW w:w="9077" w:type="dxa"/>
         <w:jc w:val="left"/>
         <w:tblInd w:w="0" w:type="dxa"/>
         <w:tblLayout w:type="fixed"/>
@@ -6479,7 +6935,8 @@
       </w:tblPr>
       <w:tblGrid>
         <w:gridCol w:w="1940"/>
-        <w:gridCol w:w="3231"/>
+        <w:gridCol w:w="3216"/>
+        <w:gridCol w:w="3921"/>
       </w:tblGrid>
       <w:tr>
         <w:trPr/>
@@ -6511,7 +6968,7 @@
         </w:tc>
         <w:tc>
           <w:tcPr>
-            <w:tcW w:w="3231" w:type="dxa"/>
+            <w:tcW w:w="3216" w:type="dxa"/>
             <w:tcBorders>
               <w:top w:val="single" w:sz="2" w:space="0" w:color="444444"/>
               <w:left w:val="single" w:sz="2" w:space="0" w:color="444444"/>
@@ -6531,15 +6988,41 @@
             </w:pPr>
             <w:r>
               <w:rPr/>
-              <w:t xml:space="preserve">case1 </w:t>
-            </w:r>
-            <w:r>
-              <w:rPr/>
-              <w:t>跳变 ‖</w:t>
-            </w:r>
-            <w:r>
-              <w:rPr/>
-              <w:t>Δw‖</w:t>
+              <w:t>力跳变 ‖</w:t>
+            </w:r>
+            <w:r>
+              <w:rPr/>
+              <w:t>Δf‖₂ [N]</w:t>
+            </w:r>
+          </w:p>
+        </w:tc>
+        <w:tc>
+          <w:tcPr>
+            <w:tcW w:w="3921" w:type="dxa"/>
+            <w:tcBorders>
+              <w:top w:val="single" w:sz="2" w:space="0" w:color="444444"/>
+              <w:left w:val="single" w:sz="2" w:space="0" w:color="444444"/>
+              <w:bottom w:val="single" w:sz="2" w:space="0" w:color="444444"/>
+              <w:right w:val="single" w:sz="2" w:space="0" w:color="444444"/>
+            </w:tcBorders>
+            <w:vAlign w:val="center"/>
+          </w:tcPr>
+          <w:p>
+            <w:pPr>
+              <w:pStyle w:val="Style28"/>
+              <w:suppressLineNumbers/>
+              <w:bidi w:val="0"/>
+              <w:spacing w:before="0" w:after="283"/>
+              <w:jc w:val="center"/>
+              <w:rPr/>
+            </w:pPr>
+            <w:r>
+              <w:rPr/>
+              <w:t>力矩跳变 ‖</w:t>
+            </w:r>
+            <w:r>
+              <w:rPr/>
+              <w:t>Δm‖₂ [N·m]</w:t>
             </w:r>
           </w:p>
         </w:tc>
@@ -6573,7 +7056,7 @@
         </w:tc>
         <w:tc>
           <w:tcPr>
-            <w:tcW w:w="3231" w:type="dxa"/>
+            <w:tcW w:w="3216" w:type="dxa"/>
             <w:tcBorders>
               <w:top w:val="single" w:sz="2" w:space="0" w:color="444444"/>
               <w:left w:val="single" w:sz="2" w:space="0" w:color="444444"/>
@@ -6605,6 +7088,31 @@
             <w:r>
               <w:rPr/>
               <w:t>处螺旋力幅值）</w:t>
+            </w:r>
+          </w:p>
+        </w:tc>
+        <w:tc>
+          <w:tcPr>
+            <w:tcW w:w="3921" w:type="dxa"/>
+            <w:tcBorders>
+              <w:top w:val="single" w:sz="2" w:space="0" w:color="444444"/>
+              <w:left w:val="single" w:sz="2" w:space="0" w:color="444444"/>
+              <w:bottom w:val="single" w:sz="2" w:space="0" w:color="444444"/>
+              <w:right w:val="single" w:sz="2" w:space="0" w:color="444444"/>
+            </w:tcBorders>
+            <w:vAlign w:val="center"/>
+          </w:tcPr>
+          <w:p>
+            <w:pPr>
+              <w:pStyle w:val="Style19"/>
+              <w:bidi w:val="0"/>
+              <w:spacing w:before="0" w:after="283"/>
+              <w:jc w:val="left"/>
+              <w:rPr/>
+            </w:pPr>
+            <w:r>
+              <w:rPr/>
+              <w:t>0.000</w:t>
             </w:r>
           </w:p>
         </w:tc>
@@ -6638,26 +7146,51 @@
         </w:tc>
         <w:tc>
           <w:tcPr>
-            <w:tcW w:w="3231" w:type="dxa"/>
-            <w:tcBorders>
-              <w:top w:val="single" w:sz="2" w:space="0" w:color="444444"/>
-              <w:left w:val="single" w:sz="2" w:space="0" w:color="444444"/>
-              <w:bottom w:val="single" w:sz="2" w:space="0" w:color="444444"/>
-              <w:right w:val="single" w:sz="2" w:space="0" w:color="444444"/>
-            </w:tcBorders>
-            <w:vAlign w:val="center"/>
-          </w:tcPr>
-          <w:p>
-            <w:pPr>
-              <w:pStyle w:val="Style19"/>
-              <w:bidi w:val="0"/>
-              <w:spacing w:before="0" w:after="283"/>
-              <w:jc w:val="left"/>
-              <w:rPr/>
-            </w:pPr>
-            <w:r>
-              <w:rPr/>
-              <w:t>5.015</w:t>
+            <w:tcW w:w="3216" w:type="dxa"/>
+            <w:tcBorders>
+              <w:top w:val="single" w:sz="2" w:space="0" w:color="444444"/>
+              <w:left w:val="single" w:sz="2" w:space="0" w:color="444444"/>
+              <w:bottom w:val="single" w:sz="2" w:space="0" w:color="444444"/>
+              <w:right w:val="single" w:sz="2" w:space="0" w:color="444444"/>
+            </w:tcBorders>
+            <w:vAlign w:val="center"/>
+          </w:tcPr>
+          <w:p>
+            <w:pPr>
+              <w:pStyle w:val="Style19"/>
+              <w:bidi w:val="0"/>
+              <w:spacing w:before="0" w:after="283"/>
+              <w:jc w:val="left"/>
+              <w:rPr/>
+            </w:pPr>
+            <w:r>
+              <w:rPr/>
+              <w:t>5.000</w:t>
+            </w:r>
+          </w:p>
+        </w:tc>
+        <w:tc>
+          <w:tcPr>
+            <w:tcW w:w="3921" w:type="dxa"/>
+            <w:tcBorders>
+              <w:top w:val="single" w:sz="2" w:space="0" w:color="444444"/>
+              <w:left w:val="single" w:sz="2" w:space="0" w:color="444444"/>
+              <w:bottom w:val="single" w:sz="2" w:space="0" w:color="444444"/>
+              <w:right w:val="single" w:sz="2" w:space="0" w:color="444444"/>
+            </w:tcBorders>
+            <w:vAlign w:val="center"/>
+          </w:tcPr>
+          <w:p>
+            <w:pPr>
+              <w:pStyle w:val="Style19"/>
+              <w:bidi w:val="0"/>
+              <w:spacing w:before="0" w:after="283"/>
+              <w:jc w:val="left"/>
+              <w:rPr/>
+            </w:pPr>
+            <w:r>
+              <w:rPr/>
+              <w:t>0.391</w:t>
             </w:r>
           </w:p>
         </w:tc>
@@ -6691,7 +7224,32 @@
         </w:tc>
         <w:tc>
           <w:tcPr>
-            <w:tcW w:w="3231" w:type="dxa"/>
+            <w:tcW w:w="3216" w:type="dxa"/>
+            <w:tcBorders>
+              <w:top w:val="single" w:sz="2" w:space="0" w:color="444444"/>
+              <w:left w:val="single" w:sz="2" w:space="0" w:color="444444"/>
+              <w:bottom w:val="single" w:sz="2" w:space="0" w:color="444444"/>
+              <w:right w:val="single" w:sz="2" w:space="0" w:color="444444"/>
+            </w:tcBorders>
+            <w:vAlign w:val="center"/>
+          </w:tcPr>
+          <w:p>
+            <w:pPr>
+              <w:pStyle w:val="Style19"/>
+              <w:bidi w:val="0"/>
+              <w:spacing w:before="0" w:after="283"/>
+              <w:jc w:val="left"/>
+              <w:rPr/>
+            </w:pPr>
+            <w:r>
+              <w:rPr/>
+              <w:t>0.000</w:t>
+            </w:r>
+          </w:p>
+        </w:tc>
+        <w:tc>
+          <w:tcPr>
+            <w:tcW w:w="3921" w:type="dxa"/>
             <w:tcBorders>
               <w:top w:val="single" w:sz="2" w:space="0" w:color="444444"/>
               <w:left w:val="single" w:sz="2" w:space="0" w:color="444444"/>
@@ -6711,11 +7269,100 @@
             <w:r>
               <w:rPr/>
               <w:t>0.391</w:t>
+            </w:r>
+            <w:r>
+              <w:rPr/>
+              <w:t>（</w:t>
+            </w:r>
+            <w:r>
+              <w:rPr/>
+              <w:t xml:space="preserve">16.5 s </w:t>
+            </w:r>
+            <w:r>
+              <w:rPr/>
+              <w:t xml:space="preserve">处 </w:t>
+            </w:r>
+            <w:r>
+              <w:rPr/>
+              <w:t xml:space="preserve">wiggle/rub </w:t>
+            </w:r>
+            <w:r>
+              <w:rPr/>
+              <w:t>残余相位）</w:t>
             </w:r>
           </w:p>
         </w:tc>
       </w:tr>
     </w:tbl>
+    <w:p>
+      <w:pPr>
+        <w:pStyle w:val="Style17"/>
+        <w:bidi w:val="0"/>
+        <w:spacing w:before="0" w:after="283"/>
+        <w:jc w:val="left"/>
+        <w:rPr/>
+      </w:pPr>
+      <w:r>
+        <w:rPr/>
+        <w:t>力与力矩跳变</w:t>
+      </w:r>
+      <w:r>
+        <w:rPr>
+          <w:b/>
+        </w:rPr>
+        <w:t>分开报告</w:t>
+      </w:r>
+      <w:r>
+        <w:rPr/>
+        <w:t xml:space="preserve">（复审 </w:t>
+      </w:r>
+      <w:r>
+        <w:rPr/>
+        <w:t>R3</w:t>
+      </w:r>
+      <w:r>
+        <w:rPr/>
+        <w:t>）：把牛顿与牛顿</w:t>
+      </w:r>
+      <w:r>
+        <w:rPr/>
+        <w:t>·</w:t>
+      </w:r>
+      <w:r>
+        <w:rPr/>
+        <w:t xml:space="preserve">米拼进同一个 </w:t>
+      </w:r>
+      <w:r>
+        <w:rPr/>
+        <w:t xml:space="preserve">6 </w:t>
+      </w:r>
+      <w:r>
+        <w:rPr/>
+        <w:t>维向量再取范数没有物理 单位，</w:t>
+      </w:r>
+      <w:r>
+        <w:rPr/>
+        <w:t xml:space="preserve">JSON </w:t>
+      </w:r>
+      <w:r>
+        <w:rPr/>
+        <w:t xml:space="preserve">中的合成值仅以 </w:t>
+      </w:r>
+      <w:r>
+        <w:rPr>
+          <w:rStyle w:val="Style13"/>
+        </w:rPr>
+        <w:t>jump_mixed_l2_unphysical</w:t>
+      </w:r>
+      <w:r>
+        <w:rPr/>
+        <w:t xml:space="preserve"> </w:t>
+      </w:r>
+      <w:r>
+        <w:rPr/>
+        <w:t>形式保留为无量纲诊断，不作任何物理解释。</w:t>
+      </w:r>
+    </w:p>
     <w:p>
       <w:pPr>
         <w:pStyle w:val="3"/>
@@ -6738,7 +7385,7 @@
       </w:r>
       <w:r>
         <w:rPr/>
-        <w:t>22/22</w:t>
+        <w:t>23/23</w:t>
       </w:r>
       <w:r>
         <w:rPr/>
@@ -6859,6 +7506,60 @@
       </w:r>
       <w:r>
         <w:rPr/>
+        <w:t xml:space="preserve">；修正后的 </w:t>
+      </w:r>
+      <w:r>
+        <w:rPr/>
+        <w:t xml:space="preserve">T03_12 </w:t>
+      </w:r>
+      <w:r>
+        <w:rPr/>
+        <w:t xml:space="preserve">验证 </w:t>
+      </w:r>
+      <w:r>
+        <w:rPr>
+          <w:rStyle w:val="Style13"/>
+        </w:rPr>
+        <w:t>Ω(R_h)</w:t>
+      </w:r>
+      <w:r>
+        <w:rPr/>
+        <w:t xml:space="preserve"> </w:t>
+      </w:r>
+      <w:r>
+        <w:rPr/>
+        <w:t>湮灭真实推力方向（</w:t>
+      </w:r>
+      <w:r>
+        <w:rPr/>
+        <w:t>8.5e-17</w:t>
+      </w:r>
+      <w:r>
+        <w:rPr/>
+        <w:t>），</w:t>
+      </w:r>
+      <w:r>
+        <w:rPr/>
+        <w:t xml:space="preserve">T03_15 </w:t>
+      </w:r>
+      <w:r>
+        <w:rPr/>
+        <w:t xml:space="preserve">负对照给出 </w:t>
+      </w:r>
+      <w:r>
+        <w:rPr/>
+        <w:t xml:space="preserve">LITERAL </w:t>
+      </w:r>
+      <w:r>
+        <w:rPr/>
+        <w:t xml:space="preserve">读法的 </w:t>
+      </w:r>
+      <w:r>
+        <w:rPr/>
+        <w:t>1.0</w:t>
+      </w:r>
+      <w:r>
+        <w:rPr/>
         <w:t xml:space="preserve">； </w:t>
       </w:r>
       <w:r>
@@ -8572,17 +9273,89 @@
       </w:r>
       <w:r>
         <w:rPr/>
-        <w:t>）；</w:t>
+        <w:t xml:space="preserve">）。幅值按复审 </w:t>
+      </w:r>
+      <w:r>
+        <w:rPr/>
+        <w:t xml:space="preserve">R2 </w:t>
+      </w:r>
+      <w:r>
+        <w:rPr/>
+        <w:t>分列：</w:t>
       </w:r>
       <w:r>
         <w:rPr>
           <w:rStyle w:val="Style13"/>
         </w:rPr>
-        <w:t>|τ|≤10.15 N·m</w:t>
-      </w:r>
-      <w:r>
-        <w:rPr/>
-        <w:t xml:space="preserve">。 每案例 </w:t>
+        <w:t>max_{t,k}|τ_k| = 10.152 N·m</w:t>
+      </w:r>
+      <w:r>
+        <w:rPr/>
+        <w:t xml:space="preserve"> </w:t>
+      </w:r>
+      <w:r>
+        <w:rPr/>
+        <w:t xml:space="preserve">与 </w:t>
+      </w:r>
+      <w:r>
+        <w:rPr>
+          <w:rStyle w:val="Style13"/>
+        </w:rPr>
+        <w:t>max_t‖τ‖₂ = 12.590 N·m</w:t>
+      </w:r>
+      <w:r>
+        <w:rPr/>
+        <w:t xml:space="preserve">；力 </w:t>
+      </w:r>
+      <w:r>
+        <w:rPr>
+          <w:rStyle w:val="Style13"/>
+        </w:rPr>
+        <w:t>max_{t,i}|F_i| = 10.00 N</w:t>
+      </w:r>
+      <w:r>
+        <w:rPr/>
+        <w:t>、</w:t>
+      </w:r>
+      <w:r>
+        <w:rPr>
+          <w:rStyle w:val="Style13"/>
+        </w:rPr>
+        <w:t>max_t‖F‖₂ = 11.18 N</w:t>
+      </w:r>
+      <w:r>
+        <w:rPr/>
+        <w:t xml:space="preserve">；力矩 </w:t>
+      </w:r>
+      <w:r>
+        <w:rPr>
+          <w:rStyle w:val="Style13"/>
+        </w:rPr>
+        <w:t>max_t‖m‖₂ = 0.391 N·m</w:t>
+      </w:r>
+      <w:r>
+        <w:rPr/>
+        <w:t xml:space="preserve">。（此前报告写的 </w:t>
+      </w:r>
+      <w:r>
+        <w:rPr>
+          <w:rStyle w:val="Style13"/>
+        </w:rPr>
+        <w:t>‖</w:t>
+      </w:r>
+      <w:r>
+        <w:rPr>
+          <w:rStyle w:val="Style13"/>
+        </w:rPr>
+        <w:t>τ‖≤10.15</w:t>
+      </w:r>
+      <w:r>
+        <w:rPr/>
+        <w:t xml:space="preserve"> </w:t>
+      </w:r>
+      <w:r>
+        <w:rPr/>
+        <w:t xml:space="preserve">是最大分量的误标，已更正。） 每案例 </w:t>
       </w:r>
       <w:r>
         <w:rPr/>
@@ -11910,7 +12683,7 @@
     </w:p>
     <w:tbl>
       <w:tblPr>
-        <w:tblW w:w="6212" w:type="dxa"/>
+        <w:tblW w:w="8717" w:type="dxa"/>
         <w:jc w:val="left"/>
         <w:tblInd w:w="0" w:type="dxa"/>
         <w:tblLayout w:type="fixed"/>
@@ -11924,7 +12697,7 @@
       <w:tblGrid>
         <w:gridCol w:w="2015"/>
         <w:gridCol w:w="1446"/>
-        <w:gridCol w:w="2751"/>
+        <w:gridCol w:w="5256"/>
       </w:tblGrid>
       <w:tr>
         <w:trPr/>
@@ -11982,7 +12755,7 @@
         </w:tc>
         <w:tc>
           <w:tcPr>
-            <w:tcW w:w="2751" w:type="dxa"/>
+            <w:tcW w:w="5256" w:type="dxa"/>
             <w:tcBorders>
               <w:top w:val="single" w:sz="2" w:space="0" w:color="444444"/>
               <w:left w:val="single" w:sz="2" w:space="0" w:color="444444"/>
@@ -12075,7 +12848,7 @@
         </w:tc>
         <w:tc>
           <w:tcPr>
-            <w:tcW w:w="2751" w:type="dxa"/>
+            <w:tcW w:w="5256" w:type="dxa"/>
             <w:tcBorders>
               <w:top w:val="single" w:sz="2" w:space="0" w:color="444444"/>
               <w:left w:val="single" w:sz="2" w:space="0" w:color="444444"/>
@@ -12171,7 +12944,7 @@
         </w:tc>
         <w:tc>
           <w:tcPr>
-            <w:tcW w:w="2751" w:type="dxa"/>
+            <w:tcW w:w="5256" w:type="dxa"/>
             <w:tcBorders>
               <w:top w:val="single" w:sz="2" w:space="0" w:color="444444"/>
               <w:left w:val="single" w:sz="2" w:space="0" w:color="444444"/>
@@ -12267,7 +13040,7 @@
         </w:tc>
         <w:tc>
           <w:tcPr>
-            <w:tcW w:w="2751" w:type="dxa"/>
+            <w:tcW w:w="5256" w:type="dxa"/>
             <w:tcBorders>
               <w:top w:val="single" w:sz="2" w:space="0" w:color="444444"/>
               <w:left w:val="single" w:sz="2" w:space="0" w:color="444444"/>
@@ -12302,7 +13075,7 @@
             </w:r>
             <w:r>
               <w:rPr/>
-              <w:t>项验证</w:t>
+              <w:t>项验证（原版）</w:t>
             </w:r>
           </w:p>
         </w:tc>
@@ -12363,7 +13136,7 @@
         </w:tc>
         <w:tc>
           <w:tcPr>
-            <w:tcW w:w="2751" w:type="dxa"/>
+            <w:tcW w:w="5256" w:type="dxa"/>
             <w:tcBorders>
               <w:top w:val="single" w:sz="2" w:space="0" w:color="444444"/>
               <w:left w:val="single" w:sz="2" w:space="0" w:color="444444"/>
@@ -12451,7 +13224,7 @@
         </w:tc>
         <w:tc>
           <w:tcPr>
-            <w:tcW w:w="2751" w:type="dxa"/>
+            <w:tcW w:w="5256" w:type="dxa"/>
             <w:tcBorders>
               <w:top w:val="single" w:sz="2" w:space="0" w:color="444444"/>
               <w:left w:val="single" w:sz="2" w:space="0" w:color="444444"/>
@@ -12478,7 +13251,7 @@
             </w:r>
             <w:r>
               <w:rPr/>
-              <w:t>项验证</w:t>
+              <w:t>项验证（原版）</w:t>
             </w:r>
           </w:p>
         </w:tc>
@@ -12506,7 +13279,187 @@
             </w:pPr>
             <w:r>
               <w:rPr/>
-              <w:t>报告（本文件）</w:t>
+              <w:t>报告（首版）</w:t>
+            </w:r>
+          </w:p>
+        </w:tc>
+        <w:tc>
+          <w:tcPr>
+            <w:tcW w:w="1446" w:type="dxa"/>
+            <w:tcBorders>
+              <w:top w:val="single" w:sz="2" w:space="0" w:color="444444"/>
+              <w:left w:val="single" w:sz="2" w:space="0" w:color="444444"/>
+              <w:bottom w:val="single" w:sz="2" w:space="0" w:color="444444"/>
+              <w:right w:val="single" w:sz="2" w:space="0" w:color="444444"/>
+            </w:tcBorders>
+            <w:vAlign w:val="center"/>
+          </w:tcPr>
+          <w:p>
+            <w:pPr>
+              <w:pStyle w:val="Style19"/>
+              <w:bidi w:val="0"/>
+              <w:spacing w:before="0" w:after="283"/>
+              <w:jc w:val="left"/>
+              <w:rPr/>
+            </w:pPr>
+            <w:r>
+              <w:rPr>
+                <w:rStyle w:val="Style13"/>
+              </w:rPr>
+              <w:t>e1f7d874</w:t>
+            </w:r>
+          </w:p>
+        </w:tc>
+        <w:tc>
+          <w:tcPr>
+            <w:tcW w:w="5256" w:type="dxa"/>
+            <w:tcBorders>
+              <w:top w:val="single" w:sz="2" w:space="0" w:color="444444"/>
+              <w:left w:val="single" w:sz="2" w:space="0" w:color="444444"/>
+              <w:bottom w:val="single" w:sz="2" w:space="0" w:color="444444"/>
+              <w:right w:val="single" w:sz="2" w:space="0" w:color="444444"/>
+            </w:tcBorders>
+            <w:vAlign w:val="center"/>
+          </w:tcPr>
+          <w:p>
+            <w:pPr>
+              <w:pStyle w:val="Style19"/>
+              <w:bidi w:val="0"/>
+              <w:spacing w:before="0" w:after="283"/>
+              <w:jc w:val="left"/>
+              <w:rPr/>
+            </w:pPr>
+            <w:r>
+              <w:rPr/>
+              <w:t xml:space="preserve">首版报告 </w:t>
+            </w:r>
+            <w:r>
+              <w:rPr/>
+              <w:t>+ CSV + Word/PDF</w:t>
+            </w:r>
+          </w:p>
+        </w:tc>
+      </w:tr>
+      <w:tr>
+        <w:trPr/>
+        <w:tc>
+          <w:tcPr>
+            <w:tcW w:w="2015" w:type="dxa"/>
+            <w:tcBorders>
+              <w:top w:val="single" w:sz="2" w:space="0" w:color="444444"/>
+              <w:left w:val="single" w:sz="2" w:space="0" w:color="444444"/>
+              <w:bottom w:val="single" w:sz="2" w:space="0" w:color="444444"/>
+              <w:right w:val="single" w:sz="2" w:space="0" w:color="444444"/>
+            </w:tcBorders>
+            <w:vAlign w:val="center"/>
+          </w:tcPr>
+          <w:p>
+            <w:pPr>
+              <w:pStyle w:val="Style19"/>
+              <w:bidi w:val="0"/>
+              <w:spacing w:before="0" w:after="283"/>
+              <w:jc w:val="left"/>
+              <w:rPr>
+                <w:b/>
+              </w:rPr>
+            </w:pPr>
+            <w:r>
+              <w:rPr>
+                <w:b/>
+              </w:rPr>
+              <w:t>交付后复审</w:t>
+            </w:r>
+          </w:p>
+        </w:tc>
+        <w:tc>
+          <w:tcPr>
+            <w:tcW w:w="1446" w:type="dxa"/>
+            <w:tcBorders>
+              <w:top w:val="single" w:sz="2" w:space="0" w:color="444444"/>
+              <w:left w:val="single" w:sz="2" w:space="0" w:color="444444"/>
+              <w:bottom w:val="single" w:sz="2" w:space="0" w:color="444444"/>
+              <w:right w:val="single" w:sz="2" w:space="0" w:color="444444"/>
+            </w:tcBorders>
+            <w:vAlign w:val="center"/>
+          </w:tcPr>
+          <w:p>
+            <w:pPr>
+              <w:pStyle w:val="Style19"/>
+              <w:bidi w:val="0"/>
+              <w:spacing w:before="0" w:after="283"/>
+              <w:jc w:val="left"/>
+              <w:rPr/>
+            </w:pPr>
+            <w:r>
+              <w:rPr>
+                <w:rStyle w:val="Style13"/>
+              </w:rPr>
+              <w:t>11542aee</w:t>
+            </w:r>
+          </w:p>
+        </w:tc>
+        <w:tc>
+          <w:tcPr>
+            <w:tcW w:w="5256" w:type="dxa"/>
+            <w:tcBorders>
+              <w:top w:val="single" w:sz="2" w:space="0" w:color="444444"/>
+              <w:left w:val="single" w:sz="2" w:space="0" w:color="444444"/>
+              <w:bottom w:val="single" w:sz="2" w:space="0" w:color="444444"/>
+              <w:right w:val="single" w:sz="2" w:space="0" w:color="444444"/>
+            </w:tcBorders>
+            <w:vAlign w:val="center"/>
+          </w:tcPr>
+          <w:p>
+            <w:pPr>
+              <w:pStyle w:val="Style19"/>
+              <w:bidi w:val="0"/>
+              <w:spacing w:before="0" w:after="283"/>
+              <w:jc w:val="left"/>
+              <w:rPr/>
+            </w:pPr>
+            <w:r>
+              <w:rPr/>
+              <w:t xml:space="preserve">独立复审 </w:t>
+            </w:r>
+            <w:r>
+              <w:rPr/>
+              <w:t>R1–R4</w:t>
+            </w:r>
+            <w:r>
+              <w:rPr/>
+              <w:t>（条件接受）</w:t>
+            </w:r>
+          </w:p>
+        </w:tc>
+      </w:tr>
+      <w:tr>
+        <w:trPr/>
+        <w:tc>
+          <w:tcPr>
+            <w:tcW w:w="2015" w:type="dxa"/>
+            <w:tcBorders>
+              <w:top w:val="single" w:sz="2" w:space="0" w:color="444444"/>
+              <w:left w:val="single" w:sz="2" w:space="0" w:color="444444"/>
+              <w:bottom w:val="single" w:sz="2" w:space="0" w:color="444444"/>
+              <w:right w:val="single" w:sz="2" w:space="0" w:color="444444"/>
+            </w:tcBorders>
+            <w:vAlign w:val="center"/>
+          </w:tcPr>
+          <w:p>
+            <w:pPr>
+              <w:pStyle w:val="Style19"/>
+              <w:bidi w:val="0"/>
+              <w:spacing w:before="0" w:after="283"/>
+              <w:jc w:val="left"/>
+              <w:rPr>
+                <w:b/>
+              </w:rPr>
+            </w:pPr>
+            <w:r>
+              <w:rPr>
+                <w:b/>
+              </w:rPr>
+              <w:t>修正轮（本版）</w:t>
             </w:r>
           </w:p>
         </w:tc>
@@ -12543,35 +13496,114 @@
         </w:tc>
         <w:tc>
           <w:tcPr>
-            <w:tcW w:w="2751" w:type="dxa"/>
-            <w:tcBorders>
-              <w:top w:val="single" w:sz="2" w:space="0" w:color="444444"/>
-              <w:left w:val="single" w:sz="2" w:space="0" w:color="444444"/>
-              <w:bottom w:val="single" w:sz="2" w:space="0" w:color="444444"/>
-              <w:right w:val="single" w:sz="2" w:space="0" w:color="444444"/>
-            </w:tcBorders>
-            <w:vAlign w:val="center"/>
-          </w:tcPr>
-          <w:p>
-            <w:pPr>
-              <w:pStyle w:val="Style19"/>
-              <w:bidi w:val="0"/>
-              <w:spacing w:before="0" w:after="283"/>
-              <w:jc w:val="left"/>
-              <w:rPr/>
-            </w:pPr>
-            <w:r>
-              <w:rPr/>
-              <w:t xml:space="preserve">报告 </w:t>
-            </w:r>
-            <w:r>
-              <w:rPr/>
-              <w:t>+ CSV + Word/PDF</w:t>
+            <w:tcW w:w="5256" w:type="dxa"/>
+            <w:tcBorders>
+              <w:top w:val="single" w:sz="2" w:space="0" w:color="444444"/>
+              <w:left w:val="single" w:sz="2" w:space="0" w:color="444444"/>
+              <w:bottom w:val="single" w:sz="2" w:space="0" w:color="444444"/>
+              <w:right w:val="single" w:sz="2" w:space="0" w:color="444444"/>
+            </w:tcBorders>
+            <w:vAlign w:val="center"/>
+          </w:tcPr>
+          <w:p>
+            <w:pPr>
+              <w:pStyle w:val="Style19"/>
+              <w:bidi w:val="0"/>
+              <w:spacing w:before="0" w:after="283"/>
+              <w:jc w:val="left"/>
+              <w:rPr/>
+            </w:pPr>
+            <w:r>
+              <w:rPr/>
+              <w:t xml:space="preserve">T03 23 </w:t>
+            </w:r>
+            <w:r>
+              <w:rPr/>
+              <w:t>项、</w:t>
+            </w:r>
+            <w:r>
+              <w:rPr/>
+              <w:t xml:space="preserve">T02/T06 </w:t>
+            </w:r>
+            <w:r>
+              <w:rPr/>
+              <w:t>指标修正、记录追加、报告重生成</w:t>
             </w:r>
           </w:p>
         </w:tc>
       </w:tr>
     </w:tbl>
+    <w:p>
+      <w:pPr>
+        <w:pStyle w:val="Style17"/>
+        <w:bidi w:val="0"/>
+        <w:spacing w:before="0" w:after="283"/>
+        <w:jc w:val="left"/>
+        <w:rPr/>
+      </w:pPr>
+      <w:r>
+        <w:rPr/>
+        <w:t xml:space="preserve">历史运行 </w:t>
+      </w:r>
+      <w:r>
+        <w:rPr>
+          <w:rStyle w:val="Style13"/>
+        </w:rPr>
+        <w:t>20261020_093347/093810/094115/094514_*</w:t>
+      </w:r>
+      <w:r>
+        <w:rPr/>
+        <w:t xml:space="preserve"> </w:t>
+      </w:r>
+      <w:r>
+        <w:rPr/>
+        <w:t xml:space="preserve">与 </w:t>
+      </w:r>
+      <w:r>
+        <w:rPr>
+          <w:rStyle w:val="Style13"/>
+        </w:rPr>
+        <w:t>20261020_094329_*</w:t>
+      </w:r>
+      <w:r>
+        <w:rPr/>
+        <w:t xml:space="preserve"> </w:t>
+      </w:r>
+      <w:r>
+        <w:rPr/>
+        <w:t xml:space="preserve">全部保留，未覆盖； 修正轮新增运行 </w:t>
+      </w:r>
+      <w:r>
+        <w:rPr>
+          <w:rStyle w:val="Style13"/>
+        </w:rPr>
+        <w:t>20261020_104153_P3-T03_selection</w:t>
+      </w:r>
+      <w:r>
+        <w:rPr/>
+        <w:t>、</w:t>
+      </w:r>
+      <w:r>
+        <w:rPr>
+          <w:rStyle w:val="Style13"/>
+        </w:rPr>
+        <w:t>20261020_104220_P3-T02_stages</w:t>
+      </w:r>
+      <w:r>
+        <w:rPr/>
+        <w:t xml:space="preserve">、 </w:t>
+      </w:r>
+      <w:r>
+        <w:rPr>
+          <w:rStyle w:val="Style13"/>
+        </w:rPr>
+        <w:t>20261020_104237_P3-T06_integration</w:t>
+      </w:r>
+      <w:r>
+        <w:rPr/>
+        <w:t>。</w:t>
+      </w:r>
+    </w:p>
     <w:p>
       <w:pPr>
         <w:pStyle w:val="3"/>
